--- a/Updated_ReturnFlow_Claude_Code_End_to_End_6_Exercises.docx
+++ b/Updated_ReturnFlow_Claude_Code_End_to_End_6_Exercises.docx
@@ -52,6 +52,7 @@
         <w:spacing w:after="300"/>
         <w:jc w:val="center"/>
       </w:pPr>
+      <w:proofErr w:type="gramStart"/>
       <w:r>
         <w:rPr>
           <w:rFonts w:ascii="Calibri" w:eastAsia="Calibri" w:hAnsi="Calibri" w:cs="Calibri"/>
@@ -61,7 +62,115 @@
           <w:sz w:val="22"/>
           <w:szCs w:val="22"/>
         </w:rPr>
-        <w:t>Design  →  Develop  →  Fix  →  Build  →  Update  →  Document</w:t>
+        <w:t>Design  →</w:t>
+      </w:r>
+      <w:proofErr w:type="gramEnd"/>
+      <w:r>
+        <w:rPr>
+          <w:rFonts w:ascii="Calibri" w:eastAsia="Calibri" w:hAnsi="Calibri" w:cs="Calibri"/>
+          <w:b/>
+          <w:bCs/>
+          <w:color w:val="F2A900"/>
+          <w:sz w:val="22"/>
+          <w:szCs w:val="22"/>
+        </w:rPr>
+        <w:t xml:space="preserve">  </w:t>
+      </w:r>
+      <w:proofErr w:type="gramStart"/>
+      <w:r>
+        <w:rPr>
+          <w:rFonts w:ascii="Calibri" w:eastAsia="Calibri" w:hAnsi="Calibri" w:cs="Calibri"/>
+          <w:b/>
+          <w:bCs/>
+          <w:color w:val="F2A900"/>
+          <w:sz w:val="22"/>
+          <w:szCs w:val="22"/>
+        </w:rPr>
+        <w:t>Develop  →</w:t>
+      </w:r>
+      <w:proofErr w:type="gramEnd"/>
+      <w:r>
+        <w:rPr>
+          <w:rFonts w:ascii="Calibri" w:eastAsia="Calibri" w:hAnsi="Calibri" w:cs="Calibri"/>
+          <w:b/>
+          <w:bCs/>
+          <w:color w:val="F2A900"/>
+          <w:sz w:val="22"/>
+          <w:szCs w:val="22"/>
+        </w:rPr>
+        <w:t xml:space="preserve">  </w:t>
+      </w:r>
+      <w:proofErr w:type="gramStart"/>
+      <w:r>
+        <w:rPr>
+          <w:rFonts w:ascii="Calibri" w:eastAsia="Calibri" w:hAnsi="Calibri" w:cs="Calibri"/>
+          <w:b/>
+          <w:bCs/>
+          <w:color w:val="F2A900"/>
+          <w:sz w:val="22"/>
+          <w:szCs w:val="22"/>
+        </w:rPr>
+        <w:t>Fix  →</w:t>
+      </w:r>
+      <w:proofErr w:type="gramEnd"/>
+      <w:r>
+        <w:rPr>
+          <w:rFonts w:ascii="Calibri" w:eastAsia="Calibri" w:hAnsi="Calibri" w:cs="Calibri"/>
+          <w:b/>
+          <w:bCs/>
+          <w:color w:val="F2A900"/>
+          <w:sz w:val="22"/>
+          <w:szCs w:val="22"/>
+        </w:rPr>
+        <w:t xml:space="preserve">  </w:t>
+      </w:r>
+      <w:proofErr w:type="gramStart"/>
+      <w:r>
+        <w:rPr>
+          <w:rFonts w:ascii="Calibri" w:eastAsia="Calibri" w:hAnsi="Calibri" w:cs="Calibri"/>
+          <w:b/>
+          <w:bCs/>
+          <w:color w:val="F2A900"/>
+          <w:sz w:val="22"/>
+          <w:szCs w:val="22"/>
+        </w:rPr>
+        <w:t>Build  →</w:t>
+      </w:r>
+      <w:proofErr w:type="gramEnd"/>
+      <w:r>
+        <w:rPr>
+          <w:rFonts w:ascii="Calibri" w:eastAsia="Calibri" w:hAnsi="Calibri" w:cs="Calibri"/>
+          <w:b/>
+          <w:bCs/>
+          <w:color w:val="F2A900"/>
+          <w:sz w:val="22"/>
+          <w:szCs w:val="22"/>
+        </w:rPr>
+        <w:t xml:space="preserve">  </w:t>
+      </w:r>
+      <w:proofErr w:type="gramStart"/>
+      <w:r>
+        <w:rPr>
+          <w:rFonts w:ascii="Calibri" w:eastAsia="Calibri" w:hAnsi="Calibri" w:cs="Calibri"/>
+          <w:b/>
+          <w:bCs/>
+          <w:color w:val="F2A900"/>
+          <w:sz w:val="22"/>
+          <w:szCs w:val="22"/>
+        </w:rPr>
+        <w:t>Update  →</w:t>
+      </w:r>
+      <w:proofErr w:type="gramEnd"/>
+      <w:r>
+        <w:rPr>
+          <w:rFonts w:ascii="Calibri" w:eastAsia="Calibri" w:hAnsi="Calibri" w:cs="Calibri"/>
+          <w:b/>
+          <w:bCs/>
+          <w:color w:val="F2A900"/>
+          <w:sz w:val="22"/>
+          <w:szCs w:val="22"/>
+        </w:rPr>
+        <w:t xml:space="preserve">  Document</w:t>
       </w:r>
     </w:p>
     <w:tbl>
@@ -124,7 +233,27 @@
                 <w:sz w:val="21"/>
                 <w:szCs w:val="21"/>
               </w:rPr>
-              <w:t>, driving Claude Code through every command and capability: /</w:t>
+              <w:t xml:space="preserve">, driving Claude Code through every command and </w:t>
+            </w:r>
+            <w:proofErr w:type="gramStart"/>
+            <w:r>
+              <w:rPr>
+                <w:rFonts w:ascii="Calibri" w:eastAsia="Calibri" w:hAnsi="Calibri" w:cs="Calibri"/>
+                <w:color w:val="232730"/>
+                <w:sz w:val="21"/>
+                <w:szCs w:val="21"/>
+              </w:rPr>
+              <w:t>capability</w:t>
+            </w:r>
+            <w:proofErr w:type="gramEnd"/>
+            <w:r>
+              <w:rPr>
+                <w:rFonts w:ascii="Calibri" w:eastAsia="Calibri" w:hAnsi="Calibri" w:cs="Calibri"/>
+                <w:color w:val="232730"/>
+                <w:sz w:val="21"/>
+                <w:szCs w:val="21"/>
+              </w:rPr>
+              <w:t>: /</w:t>
             </w:r>
             <w:proofErr w:type="spellStart"/>
             <w:r>
@@ -165,18 +294,61 @@
           <w:sz w:val="21"/>
           <w:szCs w:val="21"/>
         </w:rPr>
-        <w:t xml:space="preserve">Environment:  </w:t>
-      </w:r>
-      <w:r>
-        <w:rPr>
-          <w:rFonts w:ascii="Calibri" w:eastAsia="Calibri" w:hAnsi="Calibri" w:cs="Calibri"/>
-          <w:color w:val="232730"/>
-          <w:sz w:val="21"/>
-          <w:szCs w:val="21"/>
-        </w:rPr>
-        <w:t>Windows or macOS  ·  PowerShell or bash/</w:t>
+        <w:t>Environment</w:t>
+      </w:r>
+      <w:proofErr w:type="gramStart"/>
+      <w:r>
+        <w:rPr>
+          <w:rFonts w:ascii="Calibri" w:eastAsia="Calibri" w:hAnsi="Calibri" w:cs="Calibri"/>
+          <w:b/>
+          <w:bCs/>
+          <w:color w:val="1B2A4A"/>
+          <w:sz w:val="21"/>
+          <w:szCs w:val="21"/>
+        </w:rPr>
+        <w:t xml:space="preserve">:  </w:t>
+      </w:r>
+      <w:r>
+        <w:rPr>
+          <w:rFonts w:ascii="Calibri" w:eastAsia="Calibri" w:hAnsi="Calibri" w:cs="Calibri"/>
+          <w:color w:val="232730"/>
+          <w:sz w:val="21"/>
+          <w:szCs w:val="21"/>
+        </w:rPr>
+        <w:t>Windows</w:t>
+      </w:r>
+      <w:proofErr w:type="gramEnd"/>
+      <w:r>
+        <w:rPr>
+          <w:rFonts w:ascii="Calibri" w:eastAsia="Calibri" w:hAnsi="Calibri" w:cs="Calibri"/>
+          <w:color w:val="232730"/>
+          <w:sz w:val="21"/>
+          <w:szCs w:val="21"/>
+        </w:rPr>
+        <w:t xml:space="preserve"> or </w:t>
+      </w:r>
+      <w:proofErr w:type="gramStart"/>
+      <w:r>
+        <w:rPr>
+          <w:rFonts w:ascii="Calibri" w:eastAsia="Calibri" w:hAnsi="Calibri" w:cs="Calibri"/>
+          <w:color w:val="232730"/>
+          <w:sz w:val="21"/>
+          <w:szCs w:val="21"/>
+        </w:rPr>
+        <w:t>macOS  ·</w:t>
+      </w:r>
+      <w:proofErr w:type="gramEnd"/>
+      <w:r>
+        <w:rPr>
+          <w:rFonts w:ascii="Calibri" w:eastAsia="Calibri" w:hAnsi="Calibri" w:cs="Calibri"/>
+          <w:color w:val="232730"/>
+          <w:sz w:val="21"/>
+          <w:szCs w:val="21"/>
+        </w:rPr>
+        <w:t xml:space="preserve">  PowerShell or bash/</w:t>
       </w:r>
       <w:proofErr w:type="spellStart"/>
+      <w:proofErr w:type="gramStart"/>
       <w:r>
         <w:rPr>
           <w:rFonts w:ascii="Calibri" w:eastAsia="Calibri" w:hAnsi="Calibri" w:cs="Calibri"/>
@@ -194,9 +366,80 @@
           <w:sz w:val="21"/>
           <w:szCs w:val="21"/>
         </w:rPr>
-        <w:t xml:space="preserve">  ·  VS Code  ·  Claude Code (v2.1+)  ·  Python 3.12  ·  </w:t>
+        <w:t xml:space="preserve">  ·</w:t>
+      </w:r>
+      <w:proofErr w:type="gramEnd"/>
+      <w:r>
+        <w:rPr>
+          <w:rFonts w:ascii="Calibri" w:eastAsia="Calibri" w:hAnsi="Calibri" w:cs="Calibri"/>
+          <w:color w:val="232730"/>
+          <w:sz w:val="21"/>
+          <w:szCs w:val="21"/>
+        </w:rPr>
+        <w:t xml:space="preserve">  VS </w:t>
+      </w:r>
+      <w:proofErr w:type="gramStart"/>
+      <w:r>
+        <w:rPr>
+          <w:rFonts w:ascii="Calibri" w:eastAsia="Calibri" w:hAnsi="Calibri" w:cs="Calibri"/>
+          <w:color w:val="232730"/>
+          <w:sz w:val="21"/>
+          <w:szCs w:val="21"/>
+        </w:rPr>
+        <w:t>Code  ·</w:t>
+      </w:r>
+      <w:proofErr w:type="gramEnd"/>
+      <w:r>
+        <w:rPr>
+          <w:rFonts w:ascii="Calibri" w:eastAsia="Calibri" w:hAnsi="Calibri" w:cs="Calibri"/>
+          <w:color w:val="232730"/>
+          <w:sz w:val="21"/>
+          <w:szCs w:val="21"/>
+        </w:rPr>
+        <w:t xml:space="preserve">  Claude Code (v2.1+</w:t>
+      </w:r>
+      <w:proofErr w:type="gramStart"/>
+      <w:r>
+        <w:rPr>
+          <w:rFonts w:ascii="Calibri" w:eastAsia="Calibri" w:hAnsi="Calibri" w:cs="Calibri"/>
+          <w:color w:val="232730"/>
+          <w:sz w:val="21"/>
+          <w:szCs w:val="21"/>
+        </w:rPr>
+        <w:t>)  ·</w:t>
+      </w:r>
+      <w:proofErr w:type="gramEnd"/>
+      <w:r>
+        <w:rPr>
+          <w:rFonts w:ascii="Calibri" w:eastAsia="Calibri" w:hAnsi="Calibri" w:cs="Calibri"/>
+          <w:color w:val="232730"/>
+          <w:sz w:val="21"/>
+          <w:szCs w:val="21"/>
+        </w:rPr>
+        <w:t xml:space="preserve">  Python </w:t>
+      </w:r>
+      <w:proofErr w:type="gramStart"/>
+      <w:r>
+        <w:rPr>
+          <w:rFonts w:ascii="Calibri" w:eastAsia="Calibri" w:hAnsi="Calibri" w:cs="Calibri"/>
+          <w:color w:val="232730"/>
+          <w:sz w:val="21"/>
+          <w:szCs w:val="21"/>
+        </w:rPr>
+        <w:t>3.12  ·</w:t>
+      </w:r>
+      <w:proofErr w:type="gramEnd"/>
+      <w:r>
+        <w:rPr>
+          <w:rFonts w:ascii="Calibri" w:eastAsia="Calibri" w:hAnsi="Calibri" w:cs="Calibri"/>
+          <w:color w:val="232730"/>
+          <w:sz w:val="21"/>
+          <w:szCs w:val="21"/>
+        </w:rPr>
+        <w:t xml:space="preserve">  </w:t>
       </w:r>
       <w:proofErr w:type="spellStart"/>
+      <w:proofErr w:type="gramStart"/>
       <w:r>
         <w:rPr>
           <w:rFonts w:ascii="Calibri" w:eastAsia="Calibri" w:hAnsi="Calibri" w:cs="Calibri"/>
@@ -214,7 +457,37 @@
           <w:sz w:val="21"/>
           <w:szCs w:val="21"/>
         </w:rPr>
-        <w:t xml:space="preserve">  ·  SQL  ·  Claude API</w:t>
+        <w:t xml:space="preserve">  ·</w:t>
+      </w:r>
+      <w:proofErr w:type="gramEnd"/>
+      <w:r>
+        <w:rPr>
+          <w:rFonts w:ascii="Calibri" w:eastAsia="Calibri" w:hAnsi="Calibri" w:cs="Calibri"/>
+          <w:color w:val="232730"/>
+          <w:sz w:val="21"/>
+          <w:szCs w:val="21"/>
+        </w:rPr>
+        <w:t xml:space="preserve">  </w:t>
+      </w:r>
+      <w:proofErr w:type="gramStart"/>
+      <w:r>
+        <w:rPr>
+          <w:rFonts w:ascii="Calibri" w:eastAsia="Calibri" w:hAnsi="Calibri" w:cs="Calibri"/>
+          <w:color w:val="232730"/>
+          <w:sz w:val="21"/>
+          <w:szCs w:val="21"/>
+        </w:rPr>
+        <w:t>SQL  ·</w:t>
+      </w:r>
+      <w:proofErr w:type="gramEnd"/>
+      <w:r>
+        <w:rPr>
+          <w:rFonts w:ascii="Calibri" w:eastAsia="Calibri" w:hAnsi="Calibri" w:cs="Calibri"/>
+          <w:color w:val="232730"/>
+          <w:sz w:val="21"/>
+          <w:szCs w:val="21"/>
+        </w:rPr>
+        <w:t xml:space="preserve">  Claude API</w:t>
       </w:r>
     </w:p>
     <w:p>
@@ -290,7 +563,27 @@
           <w:sz w:val="21"/>
           <w:szCs w:val="21"/>
         </w:rPr>
-        <w:t>, a retail returns and refund approval API, and carrying it from a blank folder to a documented, reviewed, ship-assessed proof of concept. Do the exercises in order; later ones assume the code and habits from earlier ones.</w:t>
+        <w:t xml:space="preserve">, a retail returns and refund approval </w:t>
+      </w:r>
+      <w:proofErr w:type="gramStart"/>
+      <w:r>
+        <w:rPr>
+          <w:rFonts w:ascii="Calibri" w:eastAsia="Calibri" w:hAnsi="Calibri" w:cs="Calibri"/>
+          <w:color w:val="232730"/>
+          <w:sz w:val="21"/>
+          <w:szCs w:val="21"/>
+        </w:rPr>
+        <w:t>API, and</w:t>
+      </w:r>
+      <w:proofErr w:type="gramEnd"/>
+      <w:r>
+        <w:rPr>
+          <w:rFonts w:ascii="Calibri" w:eastAsia="Calibri" w:hAnsi="Calibri" w:cs="Calibri"/>
+          <w:color w:val="232730"/>
+          <w:sz w:val="21"/>
+          <w:szCs w:val="21"/>
+        </w:rPr>
+        <w:t xml:space="preserve"> carrying it from a blank folder to a documented, reviewed, ship-assessed proof of concept. Do the exercises in order; later ones assume the code and habits from earlier ones.</w:t>
       </w:r>
     </w:p>
     <w:p>
@@ -444,7 +737,47 @@
           <w:sz w:val="21"/>
           <w:szCs w:val="21"/>
         </w:rPr>
-        <w:t xml:space="preserve"> for assurance. Two conventions carry through the whole build: money is stored as integer minor units (paise), never float; and the SKU, not the free-text product name, is the canonical product identifier. Return eligibility is always computed on the server from the order date, never trusted from the client.</w:t>
+        <w:t xml:space="preserve"> for assurance. Two conventions carry through the whole </w:t>
+      </w:r>
+      <w:proofErr w:type="gramStart"/>
+      <w:r>
+        <w:rPr>
+          <w:rFonts w:ascii="Calibri" w:eastAsia="Calibri" w:hAnsi="Calibri" w:cs="Calibri"/>
+          <w:color w:val="232730"/>
+          <w:sz w:val="21"/>
+          <w:szCs w:val="21"/>
+        </w:rPr>
+        <w:t>build</w:t>
+      </w:r>
+      <w:proofErr w:type="gramEnd"/>
+      <w:r>
+        <w:rPr>
+          <w:rFonts w:ascii="Calibri" w:eastAsia="Calibri" w:hAnsi="Calibri" w:cs="Calibri"/>
+          <w:color w:val="232730"/>
+          <w:sz w:val="21"/>
+          <w:szCs w:val="21"/>
+        </w:rPr>
+        <w:t xml:space="preserve">: money is stored as integer minor units (paise), never float; and the SKU, not the free-text product name, is the canonical product identifier. Return eligibility is always computed on the server from the order date, never trusted </w:t>
+      </w:r>
+      <w:proofErr w:type="gramStart"/>
+      <w:r>
+        <w:rPr>
+          <w:rFonts w:ascii="Calibri" w:eastAsia="Calibri" w:hAnsi="Calibri" w:cs="Calibri"/>
+          <w:color w:val="232730"/>
+          <w:sz w:val="21"/>
+          <w:szCs w:val="21"/>
+        </w:rPr>
+        <w:t>from</w:t>
+      </w:r>
+      <w:proofErr w:type="gramEnd"/>
+      <w:r>
+        <w:rPr>
+          <w:rFonts w:ascii="Calibri" w:eastAsia="Calibri" w:hAnsi="Calibri" w:cs="Calibri"/>
+          <w:color w:val="232730"/>
+          <w:sz w:val="21"/>
+          <w:szCs w:val="21"/>
+        </w:rPr>
+        <w:t xml:space="preserve"> the client.</w:t>
       </w:r>
     </w:p>
     <w:p>
@@ -501,6 +834,7 @@
       <w:pPr>
         <w:spacing w:after="60"/>
       </w:pPr>
+      <w:proofErr w:type="gramStart"/>
       <w:r>
         <w:rPr>
           <w:rFonts w:ascii="Calibri" w:eastAsia="Calibri" w:hAnsi="Calibri" w:cs="Calibri"/>
@@ -519,13 +853,44 @@
           <w:sz w:val="21"/>
           <w:szCs w:val="21"/>
         </w:rPr>
-        <w:t>A command to run in your terminal or inside a Claude Code session. Where shells differ you get a Windows PowerShell line and a macOS or Linux line.</w:t>
+        <w:t>A</w:t>
+      </w:r>
+      <w:proofErr w:type="gramEnd"/>
+      <w:r>
+        <w:rPr>
+          <w:rFonts w:ascii="Calibri" w:eastAsia="Calibri" w:hAnsi="Calibri" w:cs="Calibri"/>
+          <w:color w:val="232730"/>
+          <w:sz w:val="21"/>
+          <w:szCs w:val="21"/>
+        </w:rPr>
+        <w:t xml:space="preserve"> command to run in your terminal or inside a Claude Code session. Where shells </w:t>
+      </w:r>
+      <w:proofErr w:type="gramStart"/>
+      <w:r>
+        <w:rPr>
+          <w:rFonts w:ascii="Calibri" w:eastAsia="Calibri" w:hAnsi="Calibri" w:cs="Calibri"/>
+          <w:color w:val="232730"/>
+          <w:sz w:val="21"/>
+          <w:szCs w:val="21"/>
+        </w:rPr>
+        <w:t>differ</w:t>
+      </w:r>
+      <w:proofErr w:type="gramEnd"/>
+      <w:r>
+        <w:rPr>
+          <w:rFonts w:ascii="Calibri" w:eastAsia="Calibri" w:hAnsi="Calibri" w:cs="Calibri"/>
+          <w:color w:val="232730"/>
+          <w:sz w:val="21"/>
+          <w:szCs w:val="21"/>
+        </w:rPr>
+        <w:t xml:space="preserve"> you get a Windows PowerShell line and a macOS or Linux line.</w:t>
       </w:r>
     </w:p>
     <w:p>
       <w:pPr>
         <w:spacing w:after="60"/>
       </w:pPr>
+      <w:proofErr w:type="gramStart"/>
       <w:r>
         <w:rPr>
           <w:rFonts w:ascii="Calibri" w:eastAsia="Calibri" w:hAnsi="Calibri" w:cs="Calibri"/>
@@ -544,13 +909,24 @@
           <w:sz w:val="21"/>
           <w:szCs w:val="21"/>
         </w:rPr>
-        <w:t>Words to type into Claude Code. These are prompts, not shell commands.</w:t>
+        <w:t>Words</w:t>
+      </w:r>
+      <w:proofErr w:type="gramEnd"/>
+      <w:r>
+        <w:rPr>
+          <w:rFonts w:ascii="Calibri" w:eastAsia="Calibri" w:hAnsi="Calibri" w:cs="Calibri"/>
+          <w:color w:val="232730"/>
+          <w:sz w:val="21"/>
+          <w:szCs w:val="21"/>
+        </w:rPr>
+        <w:t xml:space="preserve"> to type into Claude Code. These are prompts, not shell commands.</w:t>
       </w:r>
     </w:p>
     <w:p>
       <w:pPr>
         <w:spacing w:after="60"/>
       </w:pPr>
+      <w:proofErr w:type="gramStart"/>
       <w:r>
         <w:rPr>
           <w:rFonts w:ascii="Calibri" w:eastAsia="Calibri" w:hAnsi="Calibri" w:cs="Calibri"/>
@@ -569,13 +945,24 @@
           <w:sz w:val="21"/>
           <w:szCs w:val="21"/>
         </w:rPr>
-        <w:t>Content to create or paste into a named file in your project.</w:t>
+        <w:t>Content</w:t>
+      </w:r>
+      <w:proofErr w:type="gramEnd"/>
+      <w:r>
+        <w:rPr>
+          <w:rFonts w:ascii="Calibri" w:eastAsia="Calibri" w:hAnsi="Calibri" w:cs="Calibri"/>
+          <w:color w:val="232730"/>
+          <w:sz w:val="21"/>
+          <w:szCs w:val="21"/>
+        </w:rPr>
+        <w:t xml:space="preserve"> to create or paste into a named file in your project.</w:t>
       </w:r>
     </w:p>
     <w:p>
       <w:pPr>
         <w:spacing w:after="60"/>
       </w:pPr>
+      <w:proofErr w:type="gramStart"/>
       <w:r>
         <w:rPr>
           <w:rFonts w:ascii="Calibri" w:eastAsia="Calibri" w:hAnsi="Calibri" w:cs="Calibri"/>
@@ -594,7 +981,37 @@
           <w:sz w:val="21"/>
           <w:szCs w:val="21"/>
         </w:rPr>
-        <w:t>How to confirm the step actually worked. Never move on until validation passes. Code that has not been validated is a guess.</w:t>
+        <w:t>How</w:t>
+      </w:r>
+      <w:proofErr w:type="gramEnd"/>
+      <w:r>
+        <w:rPr>
+          <w:rFonts w:ascii="Calibri" w:eastAsia="Calibri" w:hAnsi="Calibri" w:cs="Calibri"/>
+          <w:color w:val="232730"/>
+          <w:sz w:val="21"/>
+          <w:szCs w:val="21"/>
+        </w:rPr>
+        <w:t xml:space="preserve"> to confirm the step </w:t>
+      </w:r>
+      <w:proofErr w:type="gramStart"/>
+      <w:r>
+        <w:rPr>
+          <w:rFonts w:ascii="Calibri" w:eastAsia="Calibri" w:hAnsi="Calibri" w:cs="Calibri"/>
+          <w:color w:val="232730"/>
+          <w:sz w:val="21"/>
+          <w:szCs w:val="21"/>
+        </w:rPr>
+        <w:t>actually worked</w:t>
+      </w:r>
+      <w:proofErr w:type="gramEnd"/>
+      <w:r>
+        <w:rPr>
+          <w:rFonts w:ascii="Calibri" w:eastAsia="Calibri" w:hAnsi="Calibri" w:cs="Calibri"/>
+          <w:color w:val="232730"/>
+          <w:sz w:val="21"/>
+          <w:szCs w:val="21"/>
+        </w:rPr>
+        <w:t>. Never move on until validation passes. Code that has not been validated is a guess.</w:t>
       </w:r>
     </w:p>
     <w:p>
@@ -968,8 +1385,21 @@
           <w:szCs w:val="32"/>
         </w:rPr>
         <w:lastRenderedPageBreak/>
-        <w:t>Workbook at a glance</w:t>
-      </w:r>
+        <w:t xml:space="preserve">Workbook </w:t>
+      </w:r>
+      <w:proofErr w:type="gramStart"/>
+      <w:r>
+        <w:rPr>
+          <w:rFonts w:ascii="Georgia" w:eastAsia="Georgia" w:hAnsi="Georgia" w:cs="Georgia"/>
+          <w:b/>
+          <w:bCs/>
+          <w:color w:val="1B2A4A"/>
+          <w:sz w:val="32"/>
+          <w:szCs w:val="32"/>
+        </w:rPr>
+        <w:t>at a glance</w:t>
+      </w:r>
+      <w:proofErr w:type="gramEnd"/>
     </w:p>
     <w:p>
       <w:pPr>
@@ -982,7 +1412,27 @@
           <w:sz w:val="21"/>
           <w:szCs w:val="21"/>
         </w:rPr>
-        <w:t>The sixteen exercises map onto four phases that mirror the real development cycle.</w:t>
+        <w:t xml:space="preserve">The sixteen exercises map </w:t>
+      </w:r>
+      <w:proofErr w:type="gramStart"/>
+      <w:r>
+        <w:rPr>
+          <w:rFonts w:ascii="Calibri" w:eastAsia="Calibri" w:hAnsi="Calibri" w:cs="Calibri"/>
+          <w:color w:val="232730"/>
+          <w:sz w:val="21"/>
+          <w:szCs w:val="21"/>
+        </w:rPr>
+        <w:t>onto</w:t>
+      </w:r>
+      <w:proofErr w:type="gramEnd"/>
+      <w:r>
+        <w:rPr>
+          <w:rFonts w:ascii="Calibri" w:eastAsia="Calibri" w:hAnsi="Calibri" w:cs="Calibri"/>
+          <w:color w:val="232730"/>
+          <w:sz w:val="21"/>
+          <w:szCs w:val="21"/>
+        </w:rPr>
+        <w:t xml:space="preserve"> four phases that mirror the real development cycle.</w:t>
       </w:r>
     </w:p>
     <w:tbl>
@@ -1750,6 +2200,7 @@
         <w:t xml:space="preserve">Where each Claude Code capability is </w:t>
       </w:r>
       <w:proofErr w:type="spellStart"/>
+      <w:proofErr w:type="gramStart"/>
       <w:r>
         <w:rPr>
           <w:rFonts w:ascii="Calibri" w:eastAsia="Calibri" w:hAnsi="Calibri" w:cs="Calibri"/>
@@ -1767,7 +2218,37 @@
           <w:sz w:val="21"/>
           <w:szCs w:val="21"/>
         </w:rPr>
-        <w:t>, so trainers can target a subset and learners can revisit a specific skill.</w:t>
+        <w:t>, so</w:t>
+      </w:r>
+      <w:proofErr w:type="gramEnd"/>
+      <w:r>
+        <w:rPr>
+          <w:rFonts w:ascii="Calibri" w:eastAsia="Calibri" w:hAnsi="Calibri" w:cs="Calibri"/>
+          <w:color w:val="232730"/>
+          <w:sz w:val="21"/>
+          <w:szCs w:val="21"/>
+        </w:rPr>
+        <w:t xml:space="preserve"> trainers can target a </w:t>
+      </w:r>
+      <w:proofErr w:type="gramStart"/>
+      <w:r>
+        <w:rPr>
+          <w:rFonts w:ascii="Calibri" w:eastAsia="Calibri" w:hAnsi="Calibri" w:cs="Calibri"/>
+          <w:color w:val="232730"/>
+          <w:sz w:val="21"/>
+          <w:szCs w:val="21"/>
+        </w:rPr>
+        <w:t>subset</w:t>
+      </w:r>
+      <w:proofErr w:type="gramEnd"/>
+      <w:r>
+        <w:rPr>
+          <w:rFonts w:ascii="Calibri" w:eastAsia="Calibri" w:hAnsi="Calibri" w:cs="Calibri"/>
+          <w:color w:val="232730"/>
+          <w:sz w:val="21"/>
+          <w:szCs w:val="21"/>
+        </w:rPr>
+        <w:t xml:space="preserve"> and learners can revisit a specific skill.</w:t>
       </w:r>
     </w:p>
     <w:tbl>
@@ -2087,7 +2568,47 @@
                 <w:sz w:val="21"/>
                 <w:szCs w:val="21"/>
               </w:rPr>
-              <w:t>Project constitution, # shortcut, @file references</w:t>
+              <w:t xml:space="preserve">Project </w:t>
+            </w:r>
+            <w:proofErr w:type="gramStart"/>
+            <w:r>
+              <w:rPr>
+                <w:rFonts w:ascii="Calibri" w:eastAsia="Calibri" w:hAnsi="Calibri" w:cs="Calibri"/>
+                <w:color w:val="232730"/>
+                <w:sz w:val="21"/>
+                <w:szCs w:val="21"/>
+              </w:rPr>
+              <w:t>constitution, #</w:t>
+            </w:r>
+            <w:proofErr w:type="gramEnd"/>
+            <w:r>
+              <w:rPr>
+                <w:rFonts w:ascii="Calibri" w:eastAsia="Calibri" w:hAnsi="Calibri" w:cs="Calibri"/>
+                <w:color w:val="232730"/>
+                <w:sz w:val="21"/>
+                <w:szCs w:val="21"/>
+              </w:rPr>
+              <w:t xml:space="preserve"> </w:t>
+            </w:r>
+            <w:proofErr w:type="gramStart"/>
+            <w:r>
+              <w:rPr>
+                <w:rFonts w:ascii="Calibri" w:eastAsia="Calibri" w:hAnsi="Calibri" w:cs="Calibri"/>
+                <w:color w:val="232730"/>
+                <w:sz w:val="21"/>
+                <w:szCs w:val="21"/>
+              </w:rPr>
+              <w:t>shortcut, @</w:t>
+            </w:r>
+            <w:proofErr w:type="gramEnd"/>
+            <w:r>
+              <w:rPr>
+                <w:rFonts w:ascii="Calibri" w:eastAsia="Calibri" w:hAnsi="Calibri" w:cs="Calibri"/>
+                <w:color w:val="232730"/>
+                <w:sz w:val="21"/>
+                <w:szCs w:val="21"/>
+              </w:rPr>
+              <w:t>file references</w:t>
             </w:r>
           </w:p>
         </w:tc>
@@ -2419,7 +2940,31 @@
           <w:szCs w:val="18"/>
         </w:rPr>
         <w:lastRenderedPageBreak/>
-        <w:t>Phase 1  ·  Design &amp; Orient</w:t>
+        <w:t xml:space="preserve">Phase </w:t>
+      </w:r>
+      <w:proofErr w:type="gramStart"/>
+      <w:r>
+        <w:rPr>
+          <w:rFonts w:ascii="Calibri" w:eastAsia="Calibri" w:hAnsi="Calibri" w:cs="Calibri"/>
+          <w:b/>
+          <w:bCs/>
+          <w:color w:val="2BAE9E"/>
+          <w:sz w:val="18"/>
+          <w:szCs w:val="18"/>
+        </w:rPr>
+        <w:t>1  ·</w:t>
+      </w:r>
+      <w:proofErr w:type="gramEnd"/>
+      <w:r>
+        <w:rPr>
+          <w:rFonts w:ascii="Calibri" w:eastAsia="Calibri" w:hAnsi="Calibri" w:cs="Calibri"/>
+          <w:b/>
+          <w:bCs/>
+          <w:color w:val="2BAE9E"/>
+          <w:sz w:val="18"/>
+          <w:szCs w:val="18"/>
+        </w:rPr>
+        <w:t xml:space="preserve">  Design &amp; Orient</w:t>
       </w:r>
     </w:p>
     <w:p>
@@ -2578,7 +3123,27 @@
                 <w:sz w:val="21"/>
                 <w:szCs w:val="21"/>
               </w:rPr>
-              <w:t>/help, /status, /context, /model, /cost, plan mode (</w:t>
+              <w:t>/</w:t>
+            </w:r>
+            <w:proofErr w:type="gramStart"/>
+            <w:r>
+              <w:rPr>
+                <w:rFonts w:ascii="Calibri" w:eastAsia="Calibri" w:hAnsi="Calibri" w:cs="Calibri"/>
+                <w:color w:val="232730"/>
+                <w:sz w:val="21"/>
+                <w:szCs w:val="21"/>
+              </w:rPr>
+              <w:t>help</w:t>
+            </w:r>
+            <w:proofErr w:type="gramEnd"/>
+            <w:r>
+              <w:rPr>
+                <w:rFonts w:ascii="Calibri" w:eastAsia="Calibri" w:hAnsi="Calibri" w:cs="Calibri"/>
+                <w:color w:val="232730"/>
+                <w:sz w:val="21"/>
+                <w:szCs w:val="21"/>
+              </w:rPr>
+              <w:t>, /status, /context, /model, /cost, plan mode (</w:t>
             </w:r>
             <w:proofErr w:type="spellStart"/>
             <w:r>
@@ -2775,7 +3340,27 @@
           <w:sz w:val="21"/>
           <w:szCs w:val="21"/>
         </w:rPr>
-        <w:t>, get fluent in the cockpit. Claude Code is not a chat box: it runs in your terminal, reads and edits files on your machine, and runs commands. This exercise builds muscle memory for the built-in slash commands and the permission model so you stay in control later.</w:t>
+        <w:t xml:space="preserve">, get fluent in the cockpit. Claude Code is not a chat box: it runs in your terminal, reads and edits files on your machine, and runs commands. This exercise builds muscle memory for the built-in slash commands and the permission </w:t>
+      </w:r>
+      <w:proofErr w:type="gramStart"/>
+      <w:r>
+        <w:rPr>
+          <w:rFonts w:ascii="Calibri" w:eastAsia="Calibri" w:hAnsi="Calibri" w:cs="Calibri"/>
+          <w:color w:val="232730"/>
+          <w:sz w:val="21"/>
+          <w:szCs w:val="21"/>
+        </w:rPr>
+        <w:t>model</w:t>
+      </w:r>
+      <w:proofErr w:type="gramEnd"/>
+      <w:r>
+        <w:rPr>
+          <w:rFonts w:ascii="Calibri" w:eastAsia="Calibri" w:hAnsi="Calibri" w:cs="Calibri"/>
+          <w:color w:val="232730"/>
+          <w:sz w:val="21"/>
+          <w:szCs w:val="21"/>
+        </w:rPr>
+        <w:t xml:space="preserve"> so you stay in control later.</w:t>
       </w:r>
     </w:p>
     <w:p>
@@ -3342,7 +3927,47 @@
                 <w:sz w:val="21"/>
                 <w:szCs w:val="21"/>
               </w:rPr>
-              <w:t>/help lists built-in commands plus any bundled skills. /status shows your model, working directory, and permission mode.</w:t>
+              <w:t>/</w:t>
+            </w:r>
+            <w:proofErr w:type="gramStart"/>
+            <w:r>
+              <w:rPr>
+                <w:rFonts w:ascii="Calibri" w:eastAsia="Calibri" w:hAnsi="Calibri" w:cs="Calibri"/>
+                <w:color w:val="232730"/>
+                <w:sz w:val="21"/>
+                <w:szCs w:val="21"/>
+              </w:rPr>
+              <w:t>help</w:t>
+            </w:r>
+            <w:proofErr w:type="gramEnd"/>
+            <w:r>
+              <w:rPr>
+                <w:rFonts w:ascii="Calibri" w:eastAsia="Calibri" w:hAnsi="Calibri" w:cs="Calibri"/>
+                <w:color w:val="232730"/>
+                <w:sz w:val="21"/>
+                <w:szCs w:val="21"/>
+              </w:rPr>
+              <w:t xml:space="preserve"> lists built-in commands plus any bundled skills. /</w:t>
+            </w:r>
+            <w:proofErr w:type="gramStart"/>
+            <w:r>
+              <w:rPr>
+                <w:rFonts w:ascii="Calibri" w:eastAsia="Calibri" w:hAnsi="Calibri" w:cs="Calibri"/>
+                <w:color w:val="232730"/>
+                <w:sz w:val="21"/>
+                <w:szCs w:val="21"/>
+              </w:rPr>
+              <w:t>status</w:t>
+            </w:r>
+            <w:proofErr w:type="gramEnd"/>
+            <w:r>
+              <w:rPr>
+                <w:rFonts w:ascii="Calibri" w:eastAsia="Calibri" w:hAnsi="Calibri" w:cs="Calibri"/>
+                <w:color w:val="232730"/>
+                <w:sz w:val="21"/>
+                <w:szCs w:val="21"/>
+              </w:rPr>
+              <w:t xml:space="preserve"> shows your model, working directory, and permission mode.</w:t>
             </w:r>
           </w:p>
         </w:tc>
@@ -3416,7 +4041,47 @@
           <w:sz w:val="21"/>
           <w:szCs w:val="21"/>
         </w:rPr>
-        <w:t>Two commands you will lean on constantly. /context shows how much of the context window is in use, which is how you avoid quality drops on long builds. /model lets you pick the engine for the task.</w:t>
+        <w:t>Two commands you will lean on constantly. /</w:t>
+      </w:r>
+      <w:proofErr w:type="gramStart"/>
+      <w:r>
+        <w:rPr>
+          <w:rFonts w:ascii="Calibri" w:eastAsia="Calibri" w:hAnsi="Calibri" w:cs="Calibri"/>
+          <w:color w:val="232730"/>
+          <w:sz w:val="21"/>
+          <w:szCs w:val="21"/>
+        </w:rPr>
+        <w:t>context</w:t>
+      </w:r>
+      <w:proofErr w:type="gramEnd"/>
+      <w:r>
+        <w:rPr>
+          <w:rFonts w:ascii="Calibri" w:eastAsia="Calibri" w:hAnsi="Calibri" w:cs="Calibri"/>
+          <w:color w:val="232730"/>
+          <w:sz w:val="21"/>
+          <w:szCs w:val="21"/>
+        </w:rPr>
+        <w:t xml:space="preserve"> shows how much of the context window is in use, which is how you avoid quality drops on long builds. /</w:t>
+      </w:r>
+      <w:proofErr w:type="gramStart"/>
+      <w:r>
+        <w:rPr>
+          <w:rFonts w:ascii="Calibri" w:eastAsia="Calibri" w:hAnsi="Calibri" w:cs="Calibri"/>
+          <w:color w:val="232730"/>
+          <w:sz w:val="21"/>
+          <w:szCs w:val="21"/>
+        </w:rPr>
+        <w:t>model</w:t>
+      </w:r>
+      <w:proofErr w:type="gramEnd"/>
+      <w:r>
+        <w:rPr>
+          <w:rFonts w:ascii="Calibri" w:eastAsia="Calibri" w:hAnsi="Calibri" w:cs="Calibri"/>
+          <w:color w:val="232730"/>
+          <w:sz w:val="21"/>
+          <w:szCs w:val="21"/>
+        </w:rPr>
+        <w:t xml:space="preserve"> lets you pick the engine for the task.</w:t>
       </w:r>
     </w:p>
     <w:tbl>
@@ -3551,7 +4216,47 @@
                 <w:sz w:val="21"/>
                 <w:szCs w:val="21"/>
               </w:rPr>
-              <w:t>/context renders a usage map. /model lists Opus 4.8, Sonnet 4.6, Haiku 4.5 and lets you switch. Leave it on the default for now.</w:t>
+              <w:t>/</w:t>
+            </w:r>
+            <w:proofErr w:type="gramStart"/>
+            <w:r>
+              <w:rPr>
+                <w:rFonts w:ascii="Calibri" w:eastAsia="Calibri" w:hAnsi="Calibri" w:cs="Calibri"/>
+                <w:color w:val="232730"/>
+                <w:sz w:val="21"/>
+                <w:szCs w:val="21"/>
+              </w:rPr>
+              <w:t>context</w:t>
+            </w:r>
+            <w:proofErr w:type="gramEnd"/>
+            <w:r>
+              <w:rPr>
+                <w:rFonts w:ascii="Calibri" w:eastAsia="Calibri" w:hAnsi="Calibri" w:cs="Calibri"/>
+                <w:color w:val="232730"/>
+                <w:sz w:val="21"/>
+                <w:szCs w:val="21"/>
+              </w:rPr>
+              <w:t xml:space="preserve"> renders a usage map. /</w:t>
+            </w:r>
+            <w:proofErr w:type="gramStart"/>
+            <w:r>
+              <w:rPr>
+                <w:rFonts w:ascii="Calibri" w:eastAsia="Calibri" w:hAnsi="Calibri" w:cs="Calibri"/>
+                <w:color w:val="232730"/>
+                <w:sz w:val="21"/>
+                <w:szCs w:val="21"/>
+              </w:rPr>
+              <w:t>model</w:t>
+            </w:r>
+            <w:proofErr w:type="gramEnd"/>
+            <w:r>
+              <w:rPr>
+                <w:rFonts w:ascii="Calibri" w:eastAsia="Calibri" w:hAnsi="Calibri" w:cs="Calibri"/>
+                <w:color w:val="232730"/>
+                <w:sz w:val="21"/>
+                <w:szCs w:val="21"/>
+              </w:rPr>
+              <w:t xml:space="preserve"> lists Opus 4.8, Sonnet 4.6, Haiku 4.5 and lets you switch. Leave it on the default for now.</w:t>
             </w:r>
           </w:p>
         </w:tc>
@@ -3830,7 +4535,27 @@
           <w:sz w:val="21"/>
           <w:szCs w:val="21"/>
         </w:rPr>
-        <w:t>Cost awareness is a core practitioner habit. Run /cost to see token spend for the session so far.</w:t>
+        <w:t xml:space="preserve">Cost awareness is a core </w:t>
+      </w:r>
+      <w:proofErr w:type="gramStart"/>
+      <w:r>
+        <w:rPr>
+          <w:rFonts w:ascii="Calibri" w:eastAsia="Calibri" w:hAnsi="Calibri" w:cs="Calibri"/>
+          <w:color w:val="232730"/>
+          <w:sz w:val="21"/>
+          <w:szCs w:val="21"/>
+        </w:rPr>
+        <w:t>practitioner habit</w:t>
+      </w:r>
+      <w:proofErr w:type="gramEnd"/>
+      <w:r>
+        <w:rPr>
+          <w:rFonts w:ascii="Calibri" w:eastAsia="Calibri" w:hAnsi="Calibri" w:cs="Calibri"/>
+          <w:color w:val="232730"/>
+          <w:sz w:val="21"/>
+          <w:szCs w:val="21"/>
+        </w:rPr>
+        <w:t>. Run /cost to see token spend for the session so far.</w:t>
       </w:r>
     </w:p>
     <w:tbl>
@@ -3947,7 +4672,27 @@
                 <w:sz w:val="21"/>
                 <w:szCs w:val="21"/>
               </w:rPr>
-              <w:t xml:space="preserve">/cost prints tokens and approximate spend for this session. You will return to this in Exercise 15 when you </w:t>
+              <w:t>/</w:t>
+            </w:r>
+            <w:proofErr w:type="gramStart"/>
+            <w:r>
+              <w:rPr>
+                <w:rFonts w:ascii="Calibri" w:eastAsia="Calibri" w:hAnsi="Calibri" w:cs="Calibri"/>
+                <w:color w:val="232730"/>
+                <w:sz w:val="21"/>
+                <w:szCs w:val="21"/>
+              </w:rPr>
+              <w:t>cost</w:t>
+            </w:r>
+            <w:proofErr w:type="gramEnd"/>
+            <w:r>
+              <w:rPr>
+                <w:rFonts w:ascii="Calibri" w:eastAsia="Calibri" w:hAnsi="Calibri" w:cs="Calibri"/>
+                <w:color w:val="232730"/>
+                <w:sz w:val="21"/>
+                <w:szCs w:val="21"/>
+              </w:rPr>
+              <w:t xml:space="preserve"> prints tokens and approximate spend for this session. You will return to this in Exercise 15 when you </w:t>
             </w:r>
             <w:proofErr w:type="spellStart"/>
             <w:r>
@@ -4118,7 +4863,27 @@
           <w:sz w:val="21"/>
           <w:szCs w:val="21"/>
         </w:rPr>
-        <w:t>, your PATH was not refreshed: close and reopen the VS Code terminal after install.</w:t>
+        <w:t xml:space="preserve">, your PATH was not refreshed: close and reopen the VS Code terminal after </w:t>
+      </w:r>
+      <w:proofErr w:type="gramStart"/>
+      <w:r>
+        <w:rPr>
+          <w:rFonts w:ascii="Calibri" w:eastAsia="Calibri" w:hAnsi="Calibri" w:cs="Calibri"/>
+          <w:color w:val="232730"/>
+          <w:sz w:val="21"/>
+          <w:szCs w:val="21"/>
+        </w:rPr>
+        <w:t>install</w:t>
+      </w:r>
+      <w:proofErr w:type="gramEnd"/>
+      <w:r>
+        <w:rPr>
+          <w:rFonts w:ascii="Calibri" w:eastAsia="Calibri" w:hAnsi="Calibri" w:cs="Calibri"/>
+          <w:color w:val="232730"/>
+          <w:sz w:val="21"/>
+          <w:szCs w:val="21"/>
+        </w:rPr>
+        <w:t>.</w:t>
       </w:r>
     </w:p>
     <w:p>
@@ -4269,7 +5034,31 @@
           <w:szCs w:val="18"/>
         </w:rPr>
         <w:lastRenderedPageBreak/>
-        <w:t>Phase 1  ·  Design &amp; Orient</w:t>
+        <w:t xml:space="preserve">Phase </w:t>
+      </w:r>
+      <w:proofErr w:type="gramStart"/>
+      <w:r>
+        <w:rPr>
+          <w:rFonts w:ascii="Calibri" w:eastAsia="Calibri" w:hAnsi="Calibri" w:cs="Calibri"/>
+          <w:b/>
+          <w:bCs/>
+          <w:color w:val="2BAE9E"/>
+          <w:sz w:val="18"/>
+          <w:szCs w:val="18"/>
+        </w:rPr>
+        <w:t>1  ·</w:t>
+      </w:r>
+      <w:proofErr w:type="gramEnd"/>
+      <w:r>
+        <w:rPr>
+          <w:rFonts w:ascii="Calibri" w:eastAsia="Calibri" w:hAnsi="Calibri" w:cs="Calibri"/>
+          <w:b/>
+          <w:bCs/>
+          <w:color w:val="2BAE9E"/>
+          <w:sz w:val="18"/>
+          <w:szCs w:val="18"/>
+        </w:rPr>
+        <w:t xml:space="preserve">  Design &amp; Orient</w:t>
       </w:r>
     </w:p>
     <w:p>
@@ -4455,6 +5244,7 @@
               <w:t>/</w:t>
             </w:r>
             <w:proofErr w:type="spellStart"/>
+            <w:proofErr w:type="gramStart"/>
             <w:r>
               <w:rPr>
                 <w:rFonts w:ascii="Calibri" w:eastAsia="Calibri" w:hAnsi="Calibri" w:cs="Calibri"/>
@@ -4465,14 +5255,35 @@
               <w:t>init</w:t>
             </w:r>
             <w:proofErr w:type="spellEnd"/>
-            <w:r>
-              <w:rPr>
-                <w:rFonts w:ascii="Calibri" w:eastAsia="Calibri" w:hAnsi="Calibri" w:cs="Calibri"/>
-                <w:color w:val="232730"/>
-                <w:sz w:val="21"/>
-                <w:szCs w:val="21"/>
-              </w:rPr>
-              <w:t>, CLAUDE.md memory file, the # memory shortcut, @file references</w:t>
+            <w:proofErr w:type="gramEnd"/>
+            <w:r>
+              <w:rPr>
+                <w:rFonts w:ascii="Calibri" w:eastAsia="Calibri" w:hAnsi="Calibri" w:cs="Calibri"/>
+                <w:color w:val="232730"/>
+                <w:sz w:val="21"/>
+                <w:szCs w:val="21"/>
+              </w:rPr>
+              <w:t xml:space="preserve">, CLAUDE.md memory file, the # memory </w:t>
+            </w:r>
+            <w:proofErr w:type="gramStart"/>
+            <w:r>
+              <w:rPr>
+                <w:rFonts w:ascii="Calibri" w:eastAsia="Calibri" w:hAnsi="Calibri" w:cs="Calibri"/>
+                <w:color w:val="232730"/>
+                <w:sz w:val="21"/>
+                <w:szCs w:val="21"/>
+              </w:rPr>
+              <w:t>shortcut, @</w:t>
+            </w:r>
+            <w:proofErr w:type="gramEnd"/>
+            <w:r>
+              <w:rPr>
+                <w:rFonts w:ascii="Calibri" w:eastAsia="Calibri" w:hAnsi="Calibri" w:cs="Calibri"/>
+                <w:color w:val="232730"/>
+                <w:sz w:val="21"/>
+                <w:szCs w:val="21"/>
+              </w:rPr>
+              <w:t>file references</w:t>
             </w:r>
           </w:p>
         </w:tc>
@@ -4926,6 +5737,7 @@
               <w:t xml:space="preserve">PS&gt; python -m </w:t>
             </w:r>
             <w:proofErr w:type="spellStart"/>
+            <w:proofErr w:type="gramStart"/>
             <w:r>
               <w:rPr>
                 <w:rFonts w:ascii="Consolas" w:eastAsia="Consolas" w:hAnsi="Consolas" w:cs="Consolas"/>
@@ -4956,6 +5768,7 @@
               <w:t>venv</w:t>
             </w:r>
             <w:proofErr w:type="spellEnd"/>
+            <w:proofErr w:type="gramEnd"/>
           </w:p>
           <w:p>
             <w:pPr>
@@ -5280,6 +6093,7 @@
               <w:t xml:space="preserve">$ python3 -m </w:t>
             </w:r>
             <w:proofErr w:type="spellStart"/>
+            <w:proofErr w:type="gramStart"/>
             <w:r>
               <w:rPr>
                 <w:rFonts w:ascii="Consolas" w:eastAsia="Consolas" w:hAnsi="Consolas" w:cs="Consolas"/>
@@ -5310,6 +6124,7 @@
               <w:t>venv</w:t>
             </w:r>
             <w:proofErr w:type="spellEnd"/>
+            <w:proofErr w:type="gramEnd"/>
           </w:p>
           <w:p>
             <w:pPr>
@@ -5322,9 +6137,9 @@
                 <w:sz w:val="18"/>
                 <w:szCs w:val="18"/>
               </w:rPr>
-              <w:t>$ source .</w:t>
-            </w:r>
-            <w:proofErr w:type="spellStart"/>
+              <w:t xml:space="preserve">$ </w:t>
+            </w:r>
+            <w:proofErr w:type="gramStart"/>
             <w:r>
               <w:rPr>
                 <w:rFonts w:ascii="Consolas" w:eastAsia="Consolas" w:hAnsi="Consolas" w:cs="Consolas"/>
@@ -5332,9 +6147,20 @@
                 <w:sz w:val="18"/>
                 <w:szCs w:val="18"/>
               </w:rPr>
+              <w:t>source .</w:t>
+            </w:r>
+            <w:proofErr w:type="spellStart"/>
+            <w:r>
+              <w:rPr>
+                <w:rFonts w:ascii="Consolas" w:eastAsia="Consolas" w:hAnsi="Consolas" w:cs="Consolas"/>
+                <w:color w:val="EAF1FF"/>
+                <w:sz w:val="18"/>
+                <w:szCs w:val="18"/>
+              </w:rPr>
               <w:t>venv</w:t>
             </w:r>
             <w:proofErr w:type="spellEnd"/>
+            <w:proofErr w:type="gramEnd"/>
             <w:r>
               <w:rPr>
                 <w:rFonts w:ascii="Consolas" w:eastAsia="Consolas" w:hAnsi="Consolas" w:cs="Consolas"/>
@@ -5657,7 +6483,27 @@
                 <w:sz w:val="21"/>
                 <w:szCs w:val="21"/>
               </w:rPr>
-              <w:t>. A hidden .git folder exists.</w:t>
+              <w:t xml:space="preserve">. A </w:t>
+            </w:r>
+            <w:proofErr w:type="gramStart"/>
+            <w:r>
+              <w:rPr>
+                <w:rFonts w:ascii="Calibri" w:eastAsia="Calibri" w:hAnsi="Calibri" w:cs="Calibri"/>
+                <w:color w:val="232730"/>
+                <w:sz w:val="21"/>
+                <w:szCs w:val="21"/>
+              </w:rPr>
+              <w:t>hidden .git</w:t>
+            </w:r>
+            <w:proofErr w:type="gramEnd"/>
+            <w:r>
+              <w:rPr>
+                <w:rFonts w:ascii="Calibri" w:eastAsia="Calibri" w:hAnsi="Calibri" w:cs="Calibri"/>
+                <w:color w:val="232730"/>
+                <w:sz w:val="21"/>
+                <w:szCs w:val="21"/>
+              </w:rPr>
+              <w:t xml:space="preserve"> folder exists.</w:t>
             </w:r>
           </w:p>
         </w:tc>
@@ -5996,7 +6842,27 @@
           <w:sz w:val="21"/>
           <w:szCs w:val="21"/>
         </w:rPr>
-        <w:t>The generated file is generic. Replace its body with a precise brief. Specificity here is what stops Claude from wandering for the rest of the build.</w:t>
+        <w:t xml:space="preserve">The generated file is generic. Replace its body with a precise brief. Specificity here is what stops Claude from wandering for the rest of the </w:t>
+      </w:r>
+      <w:proofErr w:type="gramStart"/>
+      <w:r>
+        <w:rPr>
+          <w:rFonts w:ascii="Calibri" w:eastAsia="Calibri" w:hAnsi="Calibri" w:cs="Calibri"/>
+          <w:color w:val="232730"/>
+          <w:sz w:val="21"/>
+          <w:szCs w:val="21"/>
+        </w:rPr>
+        <w:t>build</w:t>
+      </w:r>
+      <w:proofErr w:type="gramEnd"/>
+      <w:r>
+        <w:rPr>
+          <w:rFonts w:ascii="Calibri" w:eastAsia="Calibri" w:hAnsi="Calibri" w:cs="Calibri"/>
+          <w:color w:val="232730"/>
+          <w:sz w:val="21"/>
+          <w:szCs w:val="21"/>
+        </w:rPr>
+        <w:t>.</w:t>
       </w:r>
     </w:p>
     <w:tbl>
@@ -6418,7 +7284,27 @@
                 <w:sz w:val="18"/>
                 <w:szCs w:val="18"/>
               </w:rPr>
-              <w:t>- SKU is the canonical product identifier. Never key off the free-text name.</w:t>
+              <w:t xml:space="preserve">- SKU is </w:t>
+            </w:r>
+            <w:proofErr w:type="gramStart"/>
+            <w:r>
+              <w:rPr>
+                <w:rFonts w:ascii="Consolas" w:eastAsia="Consolas" w:hAnsi="Consolas" w:cs="Consolas"/>
+                <w:color w:val="232730"/>
+                <w:sz w:val="18"/>
+                <w:szCs w:val="18"/>
+              </w:rPr>
+              <w:t>the</w:t>
+            </w:r>
+            <w:proofErr w:type="gramEnd"/>
+            <w:r>
+              <w:rPr>
+                <w:rFonts w:ascii="Consolas" w:eastAsia="Consolas" w:hAnsi="Consolas" w:cs="Consolas"/>
+                <w:color w:val="232730"/>
+                <w:sz w:val="18"/>
+                <w:szCs w:val="18"/>
+              </w:rPr>
+              <w:t xml:space="preserve"> canonical product identifier. Never key off the free-text name.</w:t>
             </w:r>
           </w:p>
           <w:p>
@@ -6528,7 +7414,27 @@
                 <w:sz w:val="18"/>
                 <w:szCs w:val="18"/>
               </w:rPr>
-              <w:t xml:space="preserve">- Run:  python -m </w:t>
+              <w:t>- Run</w:t>
+            </w:r>
+            <w:proofErr w:type="gramStart"/>
+            <w:r>
+              <w:rPr>
+                <w:rFonts w:ascii="Consolas" w:eastAsia="Consolas" w:hAnsi="Consolas" w:cs="Consolas"/>
+                <w:color w:val="232730"/>
+                <w:sz w:val="18"/>
+                <w:szCs w:val="18"/>
+              </w:rPr>
+              <w:t>:  python</w:t>
+            </w:r>
+            <w:proofErr w:type="gramEnd"/>
+            <w:r>
+              <w:rPr>
+                <w:rFonts w:ascii="Consolas" w:eastAsia="Consolas" w:hAnsi="Consolas" w:cs="Consolas"/>
+                <w:color w:val="232730"/>
+                <w:sz w:val="18"/>
+                <w:szCs w:val="18"/>
+              </w:rPr>
+              <w:t xml:space="preserve"> -m </w:t>
             </w:r>
             <w:proofErr w:type="spellStart"/>
             <w:r>
@@ -6551,6 +7457,7 @@
               <w:t xml:space="preserve"> </w:t>
             </w:r>
             <w:proofErr w:type="spellStart"/>
+            <w:proofErr w:type="gramStart"/>
             <w:r>
               <w:rPr>
                 <w:rFonts w:ascii="Consolas" w:eastAsia="Consolas" w:hAnsi="Consolas" w:cs="Consolas"/>
@@ -6558,7 +7465,17 @@
                 <w:sz w:val="18"/>
                 <w:szCs w:val="18"/>
               </w:rPr>
-              <w:t>app.main:app</w:t>
+              <w:t>app.main</w:t>
+            </w:r>
+            <w:proofErr w:type="gramEnd"/>
+            <w:r>
+              <w:rPr>
+                <w:rFonts w:ascii="Consolas" w:eastAsia="Consolas" w:hAnsi="Consolas" w:cs="Consolas"/>
+                <w:color w:val="232730"/>
+                <w:sz w:val="18"/>
+                <w:szCs w:val="18"/>
+              </w:rPr>
+              <w:t>:app</w:t>
             </w:r>
             <w:proofErr w:type="spellEnd"/>
             <w:r>
@@ -6630,7 +7547,17 @@
                 <w:sz w:val="18"/>
                 <w:szCs w:val="18"/>
               </w:rPr>
-              <w:t>- Do not edit .</w:t>
+              <w:t xml:space="preserve">- Do not </w:t>
+            </w:r>
+            <w:proofErr w:type="gramStart"/>
+            <w:r>
+              <w:rPr>
+                <w:rFonts w:ascii="Consolas" w:eastAsia="Consolas" w:hAnsi="Consolas" w:cs="Consolas"/>
+                <w:color w:val="232730"/>
+                <w:sz w:val="18"/>
+                <w:szCs w:val="18"/>
+              </w:rPr>
+              <w:t>edit .</w:t>
             </w:r>
             <w:proofErr w:type="spellStart"/>
             <w:r>
@@ -6650,7 +7577,17 @@
                 <w:sz w:val="18"/>
                 <w:szCs w:val="18"/>
               </w:rPr>
-              <w:t xml:space="preserve">, .git, or </w:t>
+              <w:t>, .git</w:t>
+            </w:r>
+            <w:proofErr w:type="gramEnd"/>
+            <w:r>
+              <w:rPr>
+                <w:rFonts w:ascii="Consolas" w:eastAsia="Consolas" w:hAnsi="Consolas" w:cs="Consolas"/>
+                <w:color w:val="232730"/>
+                <w:sz w:val="18"/>
+                <w:szCs w:val="18"/>
+              </w:rPr>
+              <w:t xml:space="preserve">, or </w:t>
             </w:r>
             <w:proofErr w:type="spellStart"/>
             <w:r>
@@ -6930,7 +7867,27 @@
                 <w:sz w:val="21"/>
                 <w:szCs w:val="21"/>
               </w:rPr>
-              <w:t>Claude answers 'integer minor units (paise)', 'SKU', and 'the server, from the order date'. If it does not, your CLAUDE.md did not save in the project root: check the path.</w:t>
+              <w:t xml:space="preserve">Claude answers 'integer minor units (paise)', 'SKU', and 'the server, from the order date'. If it does not, your CLAUDE.md did not save in the project </w:t>
+            </w:r>
+            <w:proofErr w:type="gramStart"/>
+            <w:r>
+              <w:rPr>
+                <w:rFonts w:ascii="Calibri" w:eastAsia="Calibri" w:hAnsi="Calibri" w:cs="Calibri"/>
+                <w:color w:val="232730"/>
+                <w:sz w:val="21"/>
+                <w:szCs w:val="21"/>
+              </w:rPr>
+              <w:t>root</w:t>
+            </w:r>
+            <w:proofErr w:type="gramEnd"/>
+            <w:r>
+              <w:rPr>
+                <w:rFonts w:ascii="Calibri" w:eastAsia="Calibri" w:hAnsi="Calibri" w:cs="Calibri"/>
+                <w:color w:val="232730"/>
+                <w:sz w:val="21"/>
+                <w:szCs w:val="21"/>
+              </w:rPr>
+              <w:t>: check the path.</w:t>
             </w:r>
           </w:p>
         </w:tc>
@@ -7077,7 +8034,7 @@
                 <w:sz w:val="18"/>
                 <w:szCs w:val="18"/>
               </w:rPr>
-              <w:t># Always show me a diff and wait for approval before editing more than one file at a time.</w:t>
+              <w:t>#Always show me a diff and wait for approval before editing more than one file at a time.</w:t>
             </w:r>
           </w:p>
         </w:tc>
@@ -7217,7 +8174,27 @@
           <w:sz w:val="21"/>
           <w:szCs w:val="21"/>
         </w:rPr>
-        <w:t>You know two ways to update the constitution: edit the file directly, or use the # shortcut in-session.</w:t>
+        <w:t xml:space="preserve">You know two ways to update the constitution: edit the file </w:t>
+      </w:r>
+      <w:proofErr w:type="gramStart"/>
+      <w:r>
+        <w:rPr>
+          <w:rFonts w:ascii="Calibri" w:eastAsia="Calibri" w:hAnsi="Calibri" w:cs="Calibri"/>
+          <w:color w:val="232730"/>
+          <w:sz w:val="21"/>
+          <w:szCs w:val="21"/>
+        </w:rPr>
+        <w:t>directly, or</w:t>
+      </w:r>
+      <w:proofErr w:type="gramEnd"/>
+      <w:r>
+        <w:rPr>
+          <w:rFonts w:ascii="Calibri" w:eastAsia="Calibri" w:hAnsi="Calibri" w:cs="Calibri"/>
+          <w:color w:val="232730"/>
+          <w:sz w:val="21"/>
+          <w:szCs w:val="21"/>
+        </w:rPr>
+        <w:t xml:space="preserve"> use the # shortcut in-session.</w:t>
       </w:r>
     </w:p>
     <w:p>
@@ -7360,7 +8337,27 @@
           <w:sz w:val="21"/>
           <w:szCs w:val="21"/>
         </w:rPr>
-        <w:t>Add a user-level memory at ~/.claude/CLAUDE.md with your personal defaults (for example, prefer ruff for formatting, explain trade-offs before large refactors). Project CLAUDE.md and user CLAUDE.md stack together.</w:t>
+        <w:t>Add a user-level memory at ~</w:t>
+      </w:r>
+      <w:proofErr w:type="gramStart"/>
+      <w:r>
+        <w:rPr>
+          <w:rFonts w:ascii="Calibri" w:eastAsia="Calibri" w:hAnsi="Calibri" w:cs="Calibri"/>
+          <w:color w:val="232730"/>
+          <w:sz w:val="21"/>
+          <w:szCs w:val="21"/>
+        </w:rPr>
+        <w:t>/.claude/CLAUDE.md</w:t>
+      </w:r>
+      <w:proofErr w:type="gramEnd"/>
+      <w:r>
+        <w:rPr>
+          <w:rFonts w:ascii="Calibri" w:eastAsia="Calibri" w:hAnsi="Calibri" w:cs="Calibri"/>
+          <w:color w:val="232730"/>
+          <w:sz w:val="21"/>
+          <w:szCs w:val="21"/>
+        </w:rPr>
+        <w:t xml:space="preserve"> with your personal defaults (for example, prefer ruff for formatting, explain trade-offs before large refactors). Project CLAUDE.md and user CLAUDE.md stack together.</w:t>
       </w:r>
     </w:p>
     <w:p>
@@ -7382,7 +8379,31 @@
           <w:szCs w:val="18"/>
         </w:rPr>
         <w:lastRenderedPageBreak/>
-        <w:t>Phase 1  ·  Design &amp; Orient</w:t>
+        <w:t xml:space="preserve">Phase </w:t>
+      </w:r>
+      <w:proofErr w:type="gramStart"/>
+      <w:r>
+        <w:rPr>
+          <w:rFonts w:ascii="Calibri" w:eastAsia="Calibri" w:hAnsi="Calibri" w:cs="Calibri"/>
+          <w:b/>
+          <w:bCs/>
+          <w:color w:val="2BAE9E"/>
+          <w:sz w:val="18"/>
+          <w:szCs w:val="18"/>
+        </w:rPr>
+        <w:t>1  ·</w:t>
+      </w:r>
+      <w:proofErr w:type="gramEnd"/>
+      <w:r>
+        <w:rPr>
+          <w:rFonts w:ascii="Calibri" w:eastAsia="Calibri" w:hAnsi="Calibri" w:cs="Calibri"/>
+          <w:b/>
+          <w:bCs/>
+          <w:color w:val="2BAE9E"/>
+          <w:sz w:val="18"/>
+          <w:szCs w:val="18"/>
+        </w:rPr>
+        <w:t xml:space="preserve">  Design &amp; Orient</w:t>
       </w:r>
     </w:p>
     <w:p>
@@ -7541,7 +8562,27 @@
                 <w:sz w:val="21"/>
                 <w:szCs w:val="21"/>
               </w:rPr>
-              <w:t>Plan mode, the Explore subagent, @file references, reviewing a plan before code</w:t>
+              <w:t xml:space="preserve">Plan mode, the Explore </w:t>
+            </w:r>
+            <w:proofErr w:type="gramStart"/>
+            <w:r>
+              <w:rPr>
+                <w:rFonts w:ascii="Calibri" w:eastAsia="Calibri" w:hAnsi="Calibri" w:cs="Calibri"/>
+                <w:color w:val="232730"/>
+                <w:sz w:val="21"/>
+                <w:szCs w:val="21"/>
+              </w:rPr>
+              <w:t>subagent, @</w:t>
+            </w:r>
+            <w:proofErr w:type="gramEnd"/>
+            <w:r>
+              <w:rPr>
+                <w:rFonts w:ascii="Calibri" w:eastAsia="Calibri" w:hAnsi="Calibri" w:cs="Calibri"/>
+                <w:color w:val="232730"/>
+                <w:sz w:val="21"/>
+                <w:szCs w:val="21"/>
+              </w:rPr>
+              <w:t>file references, reviewing a plan before code</w:t>
             </w:r>
           </w:p>
         </w:tc>
@@ -8055,7 +9096,55 @@
                 <w:sz w:val="21"/>
                 <w:szCs w:val="21"/>
               </w:rPr>
-              <w:t xml:space="preserve"> per @CLAUDE.md. Produce:</w:t>
+              <w:t xml:space="preserve"> </w:t>
+            </w:r>
+            <w:proofErr w:type="gramStart"/>
+            <w:r>
+              <w:rPr>
+                <w:rFonts w:ascii="Calibri" w:eastAsia="Calibri" w:hAnsi="Calibri" w:cs="Calibri"/>
+                <w:i/>
+                <w:iCs/>
+                <w:color w:val="232730"/>
+                <w:sz w:val="21"/>
+                <w:szCs w:val="21"/>
+              </w:rPr>
+              <w:t>per @</w:t>
+            </w:r>
+            <w:proofErr w:type="gramEnd"/>
+            <w:r>
+              <w:rPr>
+                <w:rFonts w:ascii="Calibri" w:eastAsia="Calibri" w:hAnsi="Calibri" w:cs="Calibri"/>
+                <w:i/>
+                <w:iCs/>
+                <w:color w:val="232730"/>
+                <w:sz w:val="21"/>
+                <w:szCs w:val="21"/>
+              </w:rPr>
+              <w:t xml:space="preserve">CLAUDE.md. </w:t>
+            </w:r>
+            <w:proofErr w:type="gramStart"/>
+            <w:r>
+              <w:rPr>
+                <w:rFonts w:ascii="Calibri" w:eastAsia="Calibri" w:hAnsi="Calibri" w:cs="Calibri"/>
+                <w:i/>
+                <w:iCs/>
+                <w:color w:val="232730"/>
+                <w:sz w:val="21"/>
+                <w:szCs w:val="21"/>
+              </w:rPr>
+              <w:t>Produce</w:t>
+            </w:r>
+            <w:proofErr w:type="gramEnd"/>
+            <w:r>
+              <w:rPr>
+                <w:rFonts w:ascii="Calibri" w:eastAsia="Calibri" w:hAnsi="Calibri" w:cs="Calibri"/>
+                <w:i/>
+                <w:iCs/>
+                <w:color w:val="232730"/>
+                <w:sz w:val="21"/>
+                <w:szCs w:val="21"/>
+              </w:rPr>
+              <w:t>:</w:t>
             </w:r>
           </w:p>
           <w:p>
@@ -8694,7 +9783,27 @@
                 <w:sz w:val="21"/>
                 <w:szCs w:val="21"/>
               </w:rPr>
-              <w:t xml:space="preserve"> is absent or impossible, and a status guard so approve / reject are rejected on already-decided returns. If it hand-waves either, push again.</w:t>
+              <w:t xml:space="preserve"> is absent or impossible, and a status guard so approve / reject are rejected on already-decided returns. If </w:t>
+            </w:r>
+            <w:proofErr w:type="gramStart"/>
+            <w:r>
+              <w:rPr>
+                <w:rFonts w:ascii="Calibri" w:eastAsia="Calibri" w:hAnsi="Calibri" w:cs="Calibri"/>
+                <w:color w:val="232730"/>
+                <w:sz w:val="21"/>
+                <w:szCs w:val="21"/>
+              </w:rPr>
+              <w:t>it</w:t>
+            </w:r>
+            <w:proofErr w:type="gramEnd"/>
+            <w:r>
+              <w:rPr>
+                <w:rFonts w:ascii="Calibri" w:eastAsia="Calibri" w:hAnsi="Calibri" w:cs="Calibri"/>
+                <w:color w:val="232730"/>
+                <w:sz w:val="21"/>
+                <w:szCs w:val="21"/>
+              </w:rPr>
+              <w:t xml:space="preserve"> hand-waves either, push again.</w:t>
             </w:r>
           </w:p>
         </w:tc>
@@ -8953,7 +10062,27 @@
           <w:sz w:val="21"/>
           <w:szCs w:val="21"/>
         </w:rPr>
-        <w:t>You forced at least two design decisions (missing order date, double-approval) instead of letting Claude pick silently.</w:t>
+        <w:t xml:space="preserve">You forced at least two design decisions (missing order date, </w:t>
+      </w:r>
+      <w:proofErr w:type="gramStart"/>
+      <w:r>
+        <w:rPr>
+          <w:rFonts w:ascii="Calibri" w:eastAsia="Calibri" w:hAnsi="Calibri" w:cs="Calibri"/>
+          <w:color w:val="232730"/>
+          <w:sz w:val="21"/>
+          <w:szCs w:val="21"/>
+        </w:rPr>
+        <w:t>double-approval</w:t>
+      </w:r>
+      <w:proofErr w:type="gramEnd"/>
+      <w:r>
+        <w:rPr>
+          <w:rFonts w:ascii="Calibri" w:eastAsia="Calibri" w:hAnsi="Calibri" w:cs="Calibri"/>
+          <w:color w:val="232730"/>
+          <w:sz w:val="21"/>
+          <w:szCs w:val="21"/>
+        </w:rPr>
+        <w:t>) instead of letting Claude pick silently.</w:t>
       </w:r>
     </w:p>
     <w:p>
@@ -9116,7 +10245,27 @@
           <w:sz w:val="21"/>
           <w:szCs w:val="21"/>
         </w:rPr>
-        <w:t>Ask Claude to use the Explore agent to scan the (currently small) repo and confirm the planned file layout does not clash with anything that exists. On a real codebase this read-only pass is how you onboard safely.</w:t>
+        <w:t xml:space="preserve">Ask Claude to use the Explore agent to scan the (currently small) repo and confirm the planned file layout does not clash with anything that exists. On a real codebase this read-only pass is how </w:t>
+      </w:r>
+      <w:proofErr w:type="gramStart"/>
+      <w:r>
+        <w:rPr>
+          <w:rFonts w:ascii="Calibri" w:eastAsia="Calibri" w:hAnsi="Calibri" w:cs="Calibri"/>
+          <w:color w:val="232730"/>
+          <w:sz w:val="21"/>
+          <w:szCs w:val="21"/>
+        </w:rPr>
+        <w:t>you</w:t>
+      </w:r>
+      <w:proofErr w:type="gramEnd"/>
+      <w:r>
+        <w:rPr>
+          <w:rFonts w:ascii="Calibri" w:eastAsia="Calibri" w:hAnsi="Calibri" w:cs="Calibri"/>
+          <w:color w:val="232730"/>
+          <w:sz w:val="21"/>
+          <w:szCs w:val="21"/>
+        </w:rPr>
+        <w:t xml:space="preserve"> onboard safely.</w:t>
       </w:r>
     </w:p>
     <w:p>
@@ -9138,7 +10287,31 @@
           <w:szCs w:val="18"/>
         </w:rPr>
         <w:lastRenderedPageBreak/>
-        <w:t>Phase 2  ·  Develop</w:t>
+        <w:t xml:space="preserve">Phase </w:t>
+      </w:r>
+      <w:proofErr w:type="gramStart"/>
+      <w:r>
+        <w:rPr>
+          <w:rFonts w:ascii="Calibri" w:eastAsia="Calibri" w:hAnsi="Calibri" w:cs="Calibri"/>
+          <w:b/>
+          <w:bCs/>
+          <w:color w:val="2BAE9E"/>
+          <w:sz w:val="18"/>
+          <w:szCs w:val="18"/>
+        </w:rPr>
+        <w:t>2  ·</w:t>
+      </w:r>
+      <w:proofErr w:type="gramEnd"/>
+      <w:r>
+        <w:rPr>
+          <w:rFonts w:ascii="Calibri" w:eastAsia="Calibri" w:hAnsi="Calibri" w:cs="Calibri"/>
+          <w:b/>
+          <w:bCs/>
+          <w:color w:val="2BAE9E"/>
+          <w:sz w:val="18"/>
+          <w:szCs w:val="18"/>
+        </w:rPr>
+        <w:t xml:space="preserve">  Develop</w:t>
       </w:r>
     </w:p>
     <w:p>
@@ -9297,7 +10470,27 @@
                 <w:sz w:val="21"/>
                 <w:szCs w:val="21"/>
               </w:rPr>
-              <w:t>The build loop, @file references, running code to validate, targeted single-file edits</w:t>
+              <w:t xml:space="preserve">The build </w:t>
+            </w:r>
+            <w:proofErr w:type="gramStart"/>
+            <w:r>
+              <w:rPr>
+                <w:rFonts w:ascii="Calibri" w:eastAsia="Calibri" w:hAnsi="Calibri" w:cs="Calibri"/>
+                <w:color w:val="232730"/>
+                <w:sz w:val="21"/>
+                <w:szCs w:val="21"/>
+              </w:rPr>
+              <w:t>loop, @</w:t>
+            </w:r>
+            <w:proofErr w:type="gramEnd"/>
+            <w:r>
+              <w:rPr>
+                <w:rFonts w:ascii="Calibri" w:eastAsia="Calibri" w:hAnsi="Calibri" w:cs="Calibri"/>
+                <w:color w:val="232730"/>
+                <w:sz w:val="21"/>
+                <w:szCs w:val="21"/>
+              </w:rPr>
+              <w:t>file references, running code to validate, targeted single-file edits</w:t>
             </w:r>
           </w:p>
         </w:tc>
@@ -9454,7 +10647,27 @@
           <w:sz w:val="21"/>
           <w:szCs w:val="21"/>
         </w:rPr>
-        <w:t>Build the foundation: the database. You will run the Claude Code build loop for the first time (prompt, Claude writes, you run, you correct) and learn to validate every step by actually executing the code rather than trusting the output.</w:t>
+        <w:t xml:space="preserve">Build the foundation: the database. You will run the Claude Code build loop for the first time (prompt, Claude writes, you run, you correct) and learn to validate every step by </w:t>
+      </w:r>
+      <w:proofErr w:type="gramStart"/>
+      <w:r>
+        <w:rPr>
+          <w:rFonts w:ascii="Calibri" w:eastAsia="Calibri" w:hAnsi="Calibri" w:cs="Calibri"/>
+          <w:color w:val="232730"/>
+          <w:sz w:val="21"/>
+          <w:szCs w:val="21"/>
+        </w:rPr>
+        <w:t>actually executing</w:t>
+      </w:r>
+      <w:proofErr w:type="gramEnd"/>
+      <w:r>
+        <w:rPr>
+          <w:rFonts w:ascii="Calibri" w:eastAsia="Calibri" w:hAnsi="Calibri" w:cs="Calibri"/>
+          <w:color w:val="232730"/>
+          <w:sz w:val="21"/>
+          <w:szCs w:val="21"/>
+        </w:rPr>
+        <w:t xml:space="preserve"> the code rather than trusting the output.</w:t>
       </w:r>
     </w:p>
     <w:p>
@@ -9583,7 +10796,27 @@
           <w:sz w:val="21"/>
           <w:szCs w:val="21"/>
         </w:rPr>
-        <w:t xml:space="preserve"> engine, session, and base, plus a function that creates tables. Reference the architecture so Claude builds to the agreed plan.</w:t>
+        <w:t xml:space="preserve"> engine, session, and base, plus a function that creates tables. </w:t>
+      </w:r>
+      <w:proofErr w:type="gramStart"/>
+      <w:r>
+        <w:rPr>
+          <w:rFonts w:ascii="Calibri" w:eastAsia="Calibri" w:hAnsi="Calibri" w:cs="Calibri"/>
+          <w:color w:val="232730"/>
+          <w:sz w:val="21"/>
+          <w:szCs w:val="21"/>
+        </w:rPr>
+        <w:t>Reference</w:t>
+      </w:r>
+      <w:proofErr w:type="gramEnd"/>
+      <w:r>
+        <w:rPr>
+          <w:rFonts w:ascii="Calibri" w:eastAsia="Calibri" w:hAnsi="Calibri" w:cs="Calibri"/>
+          <w:color w:val="232730"/>
+          <w:sz w:val="21"/>
+          <w:szCs w:val="21"/>
+        </w:rPr>
+        <w:t xml:space="preserve"> the architecture so Claude builds to the agreed plan.</w:t>
       </w:r>
     </w:p>
     <w:tbl>
@@ -9649,7 +10882,55 @@
                 <w:sz w:val="21"/>
                 <w:szCs w:val="21"/>
               </w:rPr>
-              <w:t xml:space="preserve">Implement app/db.py per @docs/ARCHITECTURE.md and @CLAUDE.md: a </w:t>
+              <w:t xml:space="preserve">Implement app/db.py </w:t>
+            </w:r>
+            <w:proofErr w:type="gramStart"/>
+            <w:r>
+              <w:rPr>
+                <w:rFonts w:ascii="Calibri" w:eastAsia="Calibri" w:hAnsi="Calibri" w:cs="Calibri"/>
+                <w:i/>
+                <w:iCs/>
+                <w:color w:val="232730"/>
+                <w:sz w:val="21"/>
+                <w:szCs w:val="21"/>
+              </w:rPr>
+              <w:t>per @</w:t>
+            </w:r>
+            <w:proofErr w:type="gramEnd"/>
+            <w:r>
+              <w:rPr>
+                <w:rFonts w:ascii="Calibri" w:eastAsia="Calibri" w:hAnsi="Calibri" w:cs="Calibri"/>
+                <w:i/>
+                <w:iCs/>
+                <w:color w:val="232730"/>
+                <w:sz w:val="21"/>
+                <w:szCs w:val="21"/>
+              </w:rPr>
+              <w:t xml:space="preserve">docs/ARCHITECTURE.md </w:t>
+            </w:r>
+            <w:proofErr w:type="gramStart"/>
+            <w:r>
+              <w:rPr>
+                <w:rFonts w:ascii="Calibri" w:eastAsia="Calibri" w:hAnsi="Calibri" w:cs="Calibri"/>
+                <w:i/>
+                <w:iCs/>
+                <w:color w:val="232730"/>
+                <w:sz w:val="21"/>
+                <w:szCs w:val="21"/>
+              </w:rPr>
+              <w:t>and @</w:t>
+            </w:r>
+            <w:proofErr w:type="gramEnd"/>
+            <w:r>
+              <w:rPr>
+                <w:rFonts w:ascii="Calibri" w:eastAsia="Calibri" w:hAnsi="Calibri" w:cs="Calibri"/>
+                <w:i/>
+                <w:iCs/>
+                <w:color w:val="232730"/>
+                <w:sz w:val="21"/>
+                <w:szCs w:val="21"/>
+              </w:rPr>
+              <w:t xml:space="preserve">CLAUDE.md: a </w:t>
             </w:r>
             <w:proofErr w:type="spellStart"/>
             <w:r>
@@ -9781,7 +11062,19 @@
                 <w:sz w:val="21"/>
                 <w:szCs w:val="21"/>
               </w:rPr>
-              <w:t>init_db</w:t>
+              <w:t>init_</w:t>
+            </w:r>
+            <w:proofErr w:type="gramStart"/>
+            <w:r>
+              <w:rPr>
+                <w:rFonts w:ascii="Calibri" w:eastAsia="Calibri" w:hAnsi="Calibri" w:cs="Calibri"/>
+                <w:i/>
+                <w:iCs/>
+                <w:color w:val="232730"/>
+                <w:sz w:val="21"/>
+                <w:szCs w:val="21"/>
+              </w:rPr>
+              <w:t>db</w:t>
             </w:r>
             <w:proofErr w:type="spellEnd"/>
             <w:r>
@@ -9793,7 +11086,19 @@
                 <w:sz w:val="21"/>
                 <w:szCs w:val="21"/>
               </w:rPr>
-              <w:t>() that creates all tables. Type hints throughout.</w:t>
+              <w:t>(</w:t>
+            </w:r>
+            <w:proofErr w:type="gramEnd"/>
+            <w:r>
+              <w:rPr>
+                <w:rFonts w:ascii="Calibri" w:eastAsia="Calibri" w:hAnsi="Calibri" w:cs="Calibri"/>
+                <w:i/>
+                <w:iCs/>
+                <w:color w:val="232730"/>
+                <w:sz w:val="21"/>
+                <w:szCs w:val="21"/>
+              </w:rPr>
+              <w:t>) that creates all tables. Type hints throughout.</w:t>
             </w:r>
           </w:p>
         </w:tc>
@@ -9932,7 +11237,27 @@
           <w:sz w:val="21"/>
           <w:szCs w:val="21"/>
         </w:rPr>
-        <w:t xml:space="preserve">Now the returns table as an ORM model, </w:t>
+        <w:t xml:space="preserve">Now the returns table </w:t>
+      </w:r>
+      <w:proofErr w:type="gramStart"/>
+      <w:r>
+        <w:rPr>
+          <w:rFonts w:ascii="Calibri" w:eastAsia="Calibri" w:hAnsi="Calibri" w:cs="Calibri"/>
+          <w:color w:val="232730"/>
+          <w:sz w:val="21"/>
+          <w:szCs w:val="21"/>
+        </w:rPr>
+        <w:t>as</w:t>
+      </w:r>
+      <w:proofErr w:type="gramEnd"/>
+      <w:r>
+        <w:rPr>
+          <w:rFonts w:ascii="Calibri" w:eastAsia="Calibri" w:hAnsi="Calibri" w:cs="Calibri"/>
+          <w:color w:val="232730"/>
+          <w:sz w:val="21"/>
+          <w:szCs w:val="21"/>
+        </w:rPr>
+        <w:t xml:space="preserve"> an ORM model, </w:t>
       </w:r>
       <w:proofErr w:type="spellStart"/>
       <w:r>
@@ -10056,7 +11381,23 @@
                 <w:i/>
                 <w:iCs/>
               </w:rPr>
-              <w:t xml:space="preserve"> (string, indexed) — links to original order</w:t>
+              <w:t xml:space="preserve"> (string, </w:t>
+            </w:r>
+            <w:proofErr w:type="gramStart"/>
+            <w:r>
+              <w:rPr>
+                <w:i/>
+                <w:iCs/>
+              </w:rPr>
+              <w:t>indexed) —</w:t>
+            </w:r>
+            <w:proofErr w:type="gramEnd"/>
+            <w:r>
+              <w:rPr>
+                <w:i/>
+                <w:iCs/>
+              </w:rPr>
+              <w:t xml:space="preserve"> links to original order</w:t>
             </w:r>
           </w:p>
           <w:p>
@@ -10088,7 +11429,23 @@
                 <w:i/>
                 <w:iCs/>
               </w:rPr>
-              <w:t xml:space="preserve"> (indexed string) — canonical product identifier</w:t>
+              <w:t xml:space="preserve"> (indexed </w:t>
+            </w:r>
+            <w:proofErr w:type="gramStart"/>
+            <w:r>
+              <w:rPr>
+                <w:i/>
+                <w:iCs/>
+              </w:rPr>
+              <w:t>string) —</w:t>
+            </w:r>
+            <w:proofErr w:type="gramEnd"/>
+            <w:r>
+              <w:rPr>
+                <w:i/>
+                <w:iCs/>
+              </w:rPr>
+              <w:t xml:space="preserve"> canonical product identifier</w:t>
             </w:r>
           </w:p>
           <w:p>
@@ -10168,7 +11525,23 @@
                 <w:i/>
                 <w:iCs/>
               </w:rPr>
-              <w:t>- reason (string) — why the return was raised</w:t>
+              <w:t>- reason (</w:t>
+            </w:r>
+            <w:proofErr w:type="gramStart"/>
+            <w:r>
+              <w:rPr>
+                <w:i/>
+                <w:iCs/>
+              </w:rPr>
+              <w:t>string) —</w:t>
+            </w:r>
+            <w:proofErr w:type="gramEnd"/>
+            <w:r>
+              <w:rPr>
+                <w:i/>
+                <w:iCs/>
+              </w:rPr>
+              <w:t xml:space="preserve"> why the return was raised</w:t>
             </w:r>
           </w:p>
           <w:p>
@@ -10200,7 +11573,23 @@
                 <w:i/>
                 <w:iCs/>
               </w:rPr>
-              <w:t xml:space="preserve"> (date) — when the original order was placed</w:t>
+              <w:t xml:space="preserve"> (</w:t>
+            </w:r>
+            <w:proofErr w:type="gramStart"/>
+            <w:r>
+              <w:rPr>
+                <w:i/>
+                <w:iCs/>
+              </w:rPr>
+              <w:t>date) —</w:t>
+            </w:r>
+            <w:proofErr w:type="gramEnd"/>
+            <w:r>
+              <w:rPr>
+                <w:i/>
+                <w:iCs/>
+              </w:rPr>
+              <w:t xml:space="preserve"> when the original order was placed</w:t>
             </w:r>
           </w:p>
           <w:p>
@@ -10484,9 +11873,9 @@
                 <w:sz w:val="18"/>
                 <w:szCs w:val="18"/>
               </w:rPr>
-              <w:t>init_db</w:t>
-            </w:r>
-            <w:proofErr w:type="spellEnd"/>
+              <w:t>init_</w:t>
+            </w:r>
+            <w:proofErr w:type="gramStart"/>
             <w:r>
               <w:rPr>
                 <w:rFonts w:ascii="Consolas" w:eastAsia="Consolas" w:hAnsi="Consolas" w:cs="Consolas"/>
@@ -10494,7 +11883,47 @@
                 <w:sz w:val="18"/>
                 <w:szCs w:val="18"/>
               </w:rPr>
-              <w:t>(); print('tables created')"</w:t>
+              <w:t>db</w:t>
+            </w:r>
+            <w:proofErr w:type="spellEnd"/>
+            <w:r>
+              <w:rPr>
+                <w:rFonts w:ascii="Consolas" w:eastAsia="Consolas" w:hAnsi="Consolas" w:cs="Consolas"/>
+                <w:color w:val="EAF1FF"/>
+                <w:sz w:val="18"/>
+                <w:szCs w:val="18"/>
+              </w:rPr>
+              <w:t>(</w:t>
+            </w:r>
+            <w:proofErr w:type="gramEnd"/>
+            <w:r>
+              <w:rPr>
+                <w:rFonts w:ascii="Consolas" w:eastAsia="Consolas" w:hAnsi="Consolas" w:cs="Consolas"/>
+                <w:color w:val="EAF1FF"/>
+                <w:sz w:val="18"/>
+                <w:szCs w:val="18"/>
+              </w:rPr>
+              <w:t xml:space="preserve">); </w:t>
+            </w:r>
+            <w:proofErr w:type="gramStart"/>
+            <w:r>
+              <w:rPr>
+                <w:rFonts w:ascii="Consolas" w:eastAsia="Consolas" w:hAnsi="Consolas" w:cs="Consolas"/>
+                <w:color w:val="EAF1FF"/>
+                <w:sz w:val="18"/>
+                <w:szCs w:val="18"/>
+              </w:rPr>
+              <w:t>print(</w:t>
+            </w:r>
+            <w:proofErr w:type="gramEnd"/>
+            <w:r>
+              <w:rPr>
+                <w:rFonts w:ascii="Consolas" w:eastAsia="Consolas" w:hAnsi="Consolas" w:cs="Consolas"/>
+                <w:color w:val="EAF1FF"/>
+                <w:sz w:val="18"/>
+                <w:szCs w:val="18"/>
+              </w:rPr>
+              <w:t>'tables created')"</w:t>
             </w:r>
           </w:p>
         </w:tc>
@@ -10653,7 +12082,27 @@
           <w:sz w:val="21"/>
           <w:szCs w:val="21"/>
         </w:rPr>
-        <w:t>Trust, then verify. Confirm the table that was actually created matches what you designed, not what Claude said it created.</w:t>
+        <w:t xml:space="preserve">Trust, then verify. Confirm the table that was </w:t>
+      </w:r>
+      <w:proofErr w:type="gramStart"/>
+      <w:r>
+        <w:rPr>
+          <w:rFonts w:ascii="Calibri" w:eastAsia="Calibri" w:hAnsi="Calibri" w:cs="Calibri"/>
+          <w:color w:val="232730"/>
+          <w:sz w:val="21"/>
+          <w:szCs w:val="21"/>
+        </w:rPr>
+        <w:t>actually created</w:t>
+      </w:r>
+      <w:proofErr w:type="gramEnd"/>
+      <w:r>
+        <w:rPr>
+          <w:rFonts w:ascii="Calibri" w:eastAsia="Calibri" w:hAnsi="Calibri" w:cs="Calibri"/>
+          <w:color w:val="232730"/>
+          <w:sz w:val="21"/>
+          <w:szCs w:val="21"/>
+        </w:rPr>
+        <w:t xml:space="preserve"> matches what you designed, not what Claude said it created.</w:t>
       </w:r>
     </w:p>
     <w:tbl>
@@ -10746,9 +12195,9 @@
                 <w:sz w:val="18"/>
                 <w:szCs w:val="18"/>
               </w:rPr>
-              <w:t>'); print(</w:t>
-            </w:r>
-            <w:proofErr w:type="spellStart"/>
+              <w:t xml:space="preserve">'); </w:t>
+            </w:r>
+            <w:proofErr w:type="gramStart"/>
             <w:r>
               <w:rPr>
                 <w:rFonts w:ascii="Consolas" w:eastAsia="Consolas" w:hAnsi="Consolas" w:cs="Consolas"/>
@@ -10756,9 +12205,9 @@
                 <w:sz w:val="18"/>
                 <w:szCs w:val="18"/>
               </w:rPr>
-              <w:t>c.execute</w:t>
-            </w:r>
-            <w:proofErr w:type="spellEnd"/>
+              <w:t>print(</w:t>
+            </w:r>
+            <w:proofErr w:type="spellStart"/>
             <w:r>
               <w:rPr>
                 <w:rFonts w:ascii="Consolas" w:eastAsia="Consolas" w:hAnsi="Consolas" w:cs="Consolas"/>
@@ -10766,9 +12215,10 @@
                 <w:sz w:val="18"/>
                 <w:szCs w:val="18"/>
               </w:rPr>
-              <w:t xml:space="preserve">(\"SELECT </w:t>
-            </w:r>
-            <w:proofErr w:type="spellStart"/>
+              <w:t>c.execute</w:t>
+            </w:r>
+            <w:proofErr w:type="spellEnd"/>
+            <w:proofErr w:type="gramEnd"/>
             <w:r>
               <w:rPr>
                 <w:rFonts w:ascii="Consolas" w:eastAsia="Consolas" w:hAnsi="Consolas" w:cs="Consolas"/>
@@ -10776,9 +12226,9 @@
                 <w:sz w:val="18"/>
                 <w:szCs w:val="18"/>
               </w:rPr>
-              <w:t>sql</w:t>
-            </w:r>
-            <w:proofErr w:type="spellEnd"/>
+              <w:t xml:space="preserve">(\"SELECT </w:t>
+            </w:r>
+            <w:proofErr w:type="spellStart"/>
             <w:r>
               <w:rPr>
                 <w:rFonts w:ascii="Consolas" w:eastAsia="Consolas" w:hAnsi="Consolas" w:cs="Consolas"/>
@@ -10786,9 +12236,9 @@
                 <w:sz w:val="18"/>
                 <w:szCs w:val="18"/>
               </w:rPr>
-              <w:t xml:space="preserve"> FROM </w:t>
-            </w:r>
-            <w:proofErr w:type="spellStart"/>
+              <w:t>sql</w:t>
+            </w:r>
+            <w:proofErr w:type="spellEnd"/>
             <w:r>
               <w:rPr>
                 <w:rFonts w:ascii="Consolas" w:eastAsia="Consolas" w:hAnsi="Consolas" w:cs="Consolas"/>
@@ -10796,9 +12246,9 @@
                 <w:sz w:val="18"/>
                 <w:szCs w:val="18"/>
               </w:rPr>
-              <w:t>sqlite_master</w:t>
-            </w:r>
-            <w:proofErr w:type="spellEnd"/>
+              <w:t xml:space="preserve"> FROM </w:t>
+            </w:r>
+            <w:proofErr w:type="spellStart"/>
             <w:r>
               <w:rPr>
                 <w:rFonts w:ascii="Consolas" w:eastAsia="Consolas" w:hAnsi="Consolas" w:cs="Consolas"/>
@@ -10806,9 +12256,9 @@
                 <w:sz w:val="18"/>
                 <w:szCs w:val="18"/>
               </w:rPr>
-              <w:t xml:space="preserve"> WHERE name='returns'\").</w:t>
-            </w:r>
-            <w:proofErr w:type="spellStart"/>
+              <w:t>sqlite_master</w:t>
+            </w:r>
+            <w:proofErr w:type="spellEnd"/>
             <w:r>
               <w:rPr>
                 <w:rFonts w:ascii="Consolas" w:eastAsia="Consolas" w:hAnsi="Consolas" w:cs="Consolas"/>
@@ -10816,9 +12266,9 @@
                 <w:sz w:val="18"/>
                 <w:szCs w:val="18"/>
               </w:rPr>
-              <w:t>fetchone</w:t>
-            </w:r>
-            <w:proofErr w:type="spellEnd"/>
+              <w:t xml:space="preserve"> WHERE name='returns'\"</w:t>
+            </w:r>
+            <w:proofErr w:type="gramStart"/>
             <w:r>
               <w:rPr>
                 <w:rFonts w:ascii="Consolas" w:eastAsia="Consolas" w:hAnsi="Consolas" w:cs="Consolas"/>
@@ -10826,7 +12276,37 @@
                 <w:sz w:val="18"/>
                 <w:szCs w:val="18"/>
               </w:rPr>
-              <w:t>()[0])"</w:t>
+              <w:t>).</w:t>
+            </w:r>
+            <w:proofErr w:type="spellStart"/>
+            <w:r>
+              <w:rPr>
+                <w:rFonts w:ascii="Consolas" w:eastAsia="Consolas" w:hAnsi="Consolas" w:cs="Consolas"/>
+                <w:color w:val="EAF1FF"/>
+                <w:sz w:val="18"/>
+                <w:szCs w:val="18"/>
+              </w:rPr>
+              <w:t>fetchone</w:t>
+            </w:r>
+            <w:proofErr w:type="spellEnd"/>
+            <w:r>
+              <w:rPr>
+                <w:rFonts w:ascii="Consolas" w:eastAsia="Consolas" w:hAnsi="Consolas" w:cs="Consolas"/>
+                <w:color w:val="EAF1FF"/>
+                <w:sz w:val="18"/>
+                <w:szCs w:val="18"/>
+              </w:rPr>
+              <w:t>()[</w:t>
+            </w:r>
+            <w:proofErr w:type="gramEnd"/>
+            <w:r>
+              <w:rPr>
+                <w:rFonts w:ascii="Consolas" w:eastAsia="Consolas" w:hAnsi="Consolas" w:cs="Consolas"/>
+                <w:color w:val="EAF1FF"/>
+                <w:sz w:val="18"/>
+                <w:szCs w:val="18"/>
+              </w:rPr>
+              <w:t>0])"</w:t>
             </w:r>
           </w:p>
         </w:tc>
@@ -11092,7 +12572,27 @@
           <w:sz w:val="21"/>
           <w:szCs w:val="21"/>
         </w:rPr>
-        <w:t>The double-quote escaping in step 4 matters in PowerShell. If it errors, ask Claude for a PowerShell-safe one-liner to print the returns table schema.</w:t>
+        <w:t xml:space="preserve">The double-quote escaping in step 4 matters in PowerShell. If it </w:t>
+      </w:r>
+      <w:proofErr w:type="gramStart"/>
+      <w:r>
+        <w:rPr>
+          <w:rFonts w:ascii="Calibri" w:eastAsia="Calibri" w:hAnsi="Calibri" w:cs="Calibri"/>
+          <w:color w:val="232730"/>
+          <w:sz w:val="21"/>
+          <w:szCs w:val="21"/>
+        </w:rPr>
+        <w:t>errors</w:t>
+      </w:r>
+      <w:proofErr w:type="gramEnd"/>
+      <w:r>
+        <w:rPr>
+          <w:rFonts w:ascii="Calibri" w:eastAsia="Calibri" w:hAnsi="Calibri" w:cs="Calibri"/>
+          <w:color w:val="232730"/>
+          <w:sz w:val="21"/>
+          <w:szCs w:val="21"/>
+        </w:rPr>
+        <w:t>, ask Claude for a PowerShell-safe one-liner to print the returns table schema.</w:t>
       </w:r>
     </w:p>
     <w:p>
@@ -11163,7 +12663,31 @@
           <w:szCs w:val="18"/>
         </w:rPr>
         <w:lastRenderedPageBreak/>
-        <w:t>Phase 2  ·  Develop</w:t>
+        <w:t xml:space="preserve">Phase </w:t>
+      </w:r>
+      <w:proofErr w:type="gramStart"/>
+      <w:r>
+        <w:rPr>
+          <w:rFonts w:ascii="Calibri" w:eastAsia="Calibri" w:hAnsi="Calibri" w:cs="Calibri"/>
+          <w:b/>
+          <w:bCs/>
+          <w:color w:val="2BAE9E"/>
+          <w:sz w:val="18"/>
+          <w:szCs w:val="18"/>
+        </w:rPr>
+        <w:t>2  ·</w:t>
+      </w:r>
+      <w:proofErr w:type="gramEnd"/>
+      <w:r>
+        <w:rPr>
+          <w:rFonts w:ascii="Calibri" w:eastAsia="Calibri" w:hAnsi="Calibri" w:cs="Calibri"/>
+          <w:b/>
+          <w:bCs/>
+          <w:color w:val="2BAE9E"/>
+          <w:sz w:val="18"/>
+          <w:szCs w:val="18"/>
+        </w:rPr>
+        <w:t xml:space="preserve">  Develop</w:t>
       </w:r>
     </w:p>
     <w:p>
@@ -11277,14 +12801,25 @@
             </w:tcMar>
           </w:tcPr>
           <w:p>
-            <w:r>
-              <w:rPr>
-                <w:rFonts w:ascii="Calibri" w:eastAsia="Calibri" w:hAnsi="Calibri" w:cs="Calibri"/>
-                <w:color w:val="232730"/>
-                <w:sz w:val="21"/>
-                <w:szCs w:val="21"/>
-              </w:rPr>
-              <w:t>Develop (API)</w:t>
+            <w:proofErr w:type="gramStart"/>
+            <w:r>
+              <w:rPr>
+                <w:rFonts w:ascii="Calibri" w:eastAsia="Calibri" w:hAnsi="Calibri" w:cs="Calibri"/>
+                <w:color w:val="232730"/>
+                <w:sz w:val="21"/>
+                <w:szCs w:val="21"/>
+              </w:rPr>
+              <w:t>Develop</w:t>
+            </w:r>
+            <w:proofErr w:type="gramEnd"/>
+            <w:r>
+              <w:rPr>
+                <w:rFonts w:ascii="Calibri" w:eastAsia="Calibri" w:hAnsi="Calibri" w:cs="Calibri"/>
+                <w:color w:val="232730"/>
+                <w:sz w:val="21"/>
+                <w:szCs w:val="21"/>
+              </w:rPr>
+              <w:t xml:space="preserve"> (API)</w:t>
             </w:r>
           </w:p>
         </w:tc>
@@ -12522,16 +14057,29 @@
               <w:t>order_date</w:t>
             </w:r>
             <w:proofErr w:type="spellEnd"/>
-            <w:r>
-              <w:rPr>
-                <w:rFonts w:ascii="Calibri" w:eastAsia="Calibri" w:hAnsi="Calibri" w:cs="Calibri"/>
-                <w:i/>
-                <w:iCs/>
-                <w:color w:val="232730"/>
-                <w:sz w:val="21"/>
-                <w:szCs w:val="21"/>
-              </w:rPr>
-              <w:t xml:space="preserve">).days &lt;= RETURN_WINDOW_DAYS, </w:t>
+            <w:proofErr w:type="gramStart"/>
+            <w:r>
+              <w:rPr>
+                <w:rFonts w:ascii="Calibri" w:eastAsia="Calibri" w:hAnsi="Calibri" w:cs="Calibri"/>
+                <w:i/>
+                <w:iCs/>
+                <w:color w:val="232730"/>
+                <w:sz w:val="21"/>
+                <w:szCs w:val="21"/>
+              </w:rPr>
+              <w:t>).days</w:t>
+            </w:r>
+            <w:proofErr w:type="gramEnd"/>
+            <w:r>
+              <w:rPr>
+                <w:rFonts w:ascii="Calibri" w:eastAsia="Calibri" w:hAnsi="Calibri" w:cs="Calibri"/>
+                <w:i/>
+                <w:iCs/>
+                <w:color w:val="232730"/>
+                <w:sz w:val="21"/>
+                <w:szCs w:val="21"/>
+              </w:rPr>
+              <w:t xml:space="preserve"> &lt;= RETURN_WINDOW_DAYS, </w:t>
             </w:r>
           </w:p>
           <w:p>
@@ -12627,7 +14175,31 @@
                 <w:sz w:val="21"/>
                 <w:szCs w:val="21"/>
               </w:rPr>
-              <w:t xml:space="preserve">GET /returns/{id} (404 if missing), </w:t>
+              <w:t>GET /</w:t>
+            </w:r>
+            <w:proofErr w:type="gramStart"/>
+            <w:r>
+              <w:rPr>
+                <w:rFonts w:ascii="Calibri" w:eastAsia="Calibri" w:hAnsi="Calibri" w:cs="Calibri"/>
+                <w:i/>
+                <w:iCs/>
+                <w:color w:val="232730"/>
+                <w:sz w:val="21"/>
+                <w:szCs w:val="21"/>
+              </w:rPr>
+              <w:t>returns/{id} (</w:t>
+            </w:r>
+            <w:proofErr w:type="gramEnd"/>
+            <w:r>
+              <w:rPr>
+                <w:rFonts w:ascii="Calibri" w:eastAsia="Calibri" w:hAnsi="Calibri" w:cs="Calibri"/>
+                <w:i/>
+                <w:iCs/>
+                <w:color w:val="232730"/>
+                <w:sz w:val="21"/>
+                <w:szCs w:val="21"/>
+              </w:rPr>
+              <w:t xml:space="preserve">404 if missing), </w:t>
             </w:r>
           </w:p>
           <w:p>
@@ -12737,7 +14309,31 @@
                 <w:szCs w:val="21"/>
               </w:rPr>
               <w:lastRenderedPageBreak/>
-              <w:t>POST /returns/{id}/reject (rejects pending return; guard against re-rejecting).</w:t>
+              <w:t>POST /</w:t>
+            </w:r>
+            <w:proofErr w:type="gramStart"/>
+            <w:r>
+              <w:rPr>
+                <w:rFonts w:ascii="Calibri" w:eastAsia="Calibri" w:hAnsi="Calibri" w:cs="Calibri"/>
+                <w:i/>
+                <w:iCs/>
+                <w:color w:val="232730"/>
+                <w:sz w:val="21"/>
+                <w:szCs w:val="21"/>
+              </w:rPr>
+              <w:t>returns/{id}/reject (</w:t>
+            </w:r>
+            <w:proofErr w:type="gramEnd"/>
+            <w:r>
+              <w:rPr>
+                <w:rFonts w:ascii="Calibri" w:eastAsia="Calibri" w:hAnsi="Calibri" w:cs="Calibri"/>
+                <w:i/>
+                <w:iCs/>
+                <w:color w:val="232730"/>
+                <w:sz w:val="21"/>
+                <w:szCs w:val="21"/>
+              </w:rPr>
+              <w:t>rejects pending return; guard against re-rejecting).</w:t>
             </w:r>
           </w:p>
           <w:p>
@@ -13055,6 +14651,7 @@
               <w:t xml:space="preserve"> </w:t>
             </w:r>
             <w:proofErr w:type="spellStart"/>
+            <w:proofErr w:type="gramStart"/>
             <w:r>
               <w:rPr>
                 <w:rFonts w:ascii="Consolas" w:eastAsia="Consolas" w:hAnsi="Consolas" w:cs="Consolas"/>
@@ -13062,7 +14659,17 @@
                 <w:sz w:val="18"/>
                 <w:szCs w:val="18"/>
               </w:rPr>
-              <w:t>app.main:app</w:t>
+              <w:t>app.main</w:t>
+            </w:r>
+            <w:proofErr w:type="gramEnd"/>
+            <w:r>
+              <w:rPr>
+                <w:rFonts w:ascii="Consolas" w:eastAsia="Consolas" w:hAnsi="Consolas" w:cs="Consolas"/>
+                <w:color w:val="EAF1FF"/>
+                <w:sz w:val="18"/>
+                <w:szCs w:val="18"/>
+              </w:rPr>
+              <w:t>:app</w:t>
             </w:r>
             <w:proofErr w:type="spellEnd"/>
             <w:r>
@@ -13303,7 +14910,31 @@
                 <w:sz w:val="18"/>
                 <w:szCs w:val="18"/>
               </w:rPr>
-              <w:t xml:space="preserve">   open in your browser</w:t>
+              <w:t xml:space="preserve"> </w:t>
+            </w:r>
+            <w:proofErr w:type="gramStart"/>
+            <w:r>
+              <w:rPr>
+                <w:rFonts w:ascii="Calibri" w:eastAsia="Calibri" w:hAnsi="Calibri" w:cs="Calibri"/>
+                <w:b/>
+                <w:bCs/>
+                <w:color w:val="EAF1FF"/>
+                <w:sz w:val="18"/>
+                <w:szCs w:val="18"/>
+              </w:rPr>
+              <w:t xml:space="preserve">  open</w:t>
+            </w:r>
+            <w:proofErr w:type="gramEnd"/>
+            <w:r>
+              <w:rPr>
+                <w:rFonts w:ascii="Calibri" w:eastAsia="Calibri" w:hAnsi="Calibri" w:cs="Calibri"/>
+                <w:b/>
+                <w:bCs/>
+                <w:color w:val="EAF1FF"/>
+                <w:sz w:val="18"/>
+                <w:szCs w:val="18"/>
+              </w:rPr>
+              <w:t xml:space="preserve"> in your browser</w:t>
             </w:r>
           </w:p>
           <w:p>
@@ -13476,7 +15107,27 @@
           <w:sz w:val="21"/>
           <w:szCs w:val="21"/>
         </w:rPr>
-        <w:t>Use Try it out to run the whole journey end to end: raise, list, approve, confirm. This is your 60-second demo.</w:t>
+        <w:t xml:space="preserve">Use Try it out to run the whole journey end to </w:t>
+      </w:r>
+      <w:proofErr w:type="gramStart"/>
+      <w:r>
+        <w:rPr>
+          <w:rFonts w:ascii="Calibri" w:eastAsia="Calibri" w:hAnsi="Calibri" w:cs="Calibri"/>
+          <w:color w:val="232730"/>
+          <w:sz w:val="21"/>
+          <w:szCs w:val="21"/>
+        </w:rPr>
+        <w:t>end:</w:t>
+      </w:r>
+      <w:proofErr w:type="gramEnd"/>
+      <w:r>
+        <w:rPr>
+          <w:rFonts w:ascii="Calibri" w:eastAsia="Calibri" w:hAnsi="Calibri" w:cs="Calibri"/>
+          <w:color w:val="232730"/>
+          <w:sz w:val="21"/>
+          <w:szCs w:val="21"/>
+        </w:rPr>
+        <w:t xml:space="preserve"> raise, list, approve, confirm. This is your 60-second demo.</w:t>
       </w:r>
     </w:p>
     <w:tbl>
@@ -13540,9 +15191,22 @@
                 <w:sz w:val="21"/>
                 <w:szCs w:val="21"/>
               </w:rPr>
-              <w:t>Sample POST /returns body: { "</w:t>
+              <w:t xml:space="preserve">Sample POST /returns body: </w:t>
+            </w:r>
+            <w:proofErr w:type="gramStart"/>
+            <w:r>
+              <w:rPr>
+                <w:rFonts w:ascii="Calibri" w:eastAsia="Calibri" w:hAnsi="Calibri" w:cs="Calibri"/>
+                <w:i/>
+                <w:iCs/>
+                <w:color w:val="232730"/>
+                <w:sz w:val="21"/>
+                <w:szCs w:val="21"/>
+              </w:rPr>
+              <w:t>{ "</w:t>
             </w:r>
             <w:proofErr w:type="spellStart"/>
+            <w:proofErr w:type="gramEnd"/>
             <w:r>
               <w:rPr>
                 <w:rFonts w:ascii="Calibri" w:eastAsia="Calibri" w:hAnsi="Calibri" w:cs="Calibri"/>
@@ -13636,7 +15300,31 @@
                 <w:sz w:val="21"/>
                 <w:szCs w:val="21"/>
               </w:rPr>
-              <w:t>": "2026-05-20" }  (that is 4990.00 INR per unit as paise).</w:t>
+              <w:t>": "2026-05-20</w:t>
+            </w:r>
+            <w:proofErr w:type="gramStart"/>
+            <w:r>
+              <w:rPr>
+                <w:rFonts w:ascii="Calibri" w:eastAsia="Calibri" w:hAnsi="Calibri" w:cs="Calibri"/>
+                <w:i/>
+                <w:iCs/>
+                <w:color w:val="232730"/>
+                <w:sz w:val="21"/>
+                <w:szCs w:val="21"/>
+              </w:rPr>
+              <w:t>" }</w:t>
+            </w:r>
+            <w:proofErr w:type="gramEnd"/>
+            <w:r>
+              <w:rPr>
+                <w:rFonts w:ascii="Calibri" w:eastAsia="Calibri" w:hAnsi="Calibri" w:cs="Calibri"/>
+                <w:i/>
+                <w:iCs/>
+                <w:color w:val="232730"/>
+                <w:sz w:val="21"/>
+                <w:szCs w:val="21"/>
+              </w:rPr>
+              <w:t xml:space="preserve">  (that is 4990.00 INR per unit as paise).</w:t>
             </w:r>
           </w:p>
         </w:tc>
@@ -13809,7 +15497,27 @@
           <w:szCs w:val="21"/>
         </w:rPr>
         <w:lastRenderedPageBreak/>
-        <w:t>You ran the full raise to list to approve journey by hand without writing client code.</w:t>
+        <w:t xml:space="preserve">You ran the full </w:t>
+      </w:r>
+      <w:proofErr w:type="gramStart"/>
+      <w:r>
+        <w:rPr>
+          <w:rFonts w:ascii="Calibri" w:eastAsia="Calibri" w:hAnsi="Calibri" w:cs="Calibri"/>
+          <w:color w:val="232730"/>
+          <w:sz w:val="21"/>
+          <w:szCs w:val="21"/>
+        </w:rPr>
+        <w:t>raise</w:t>
+      </w:r>
+      <w:proofErr w:type="gramEnd"/>
+      <w:r>
+        <w:rPr>
+          <w:rFonts w:ascii="Calibri" w:eastAsia="Calibri" w:hAnsi="Calibri" w:cs="Calibri"/>
+          <w:color w:val="232730"/>
+          <w:sz w:val="21"/>
+          <w:szCs w:val="21"/>
+        </w:rPr>
+        <w:t xml:space="preserve"> to list to approve journey by hand without writing client code.</w:t>
       </w:r>
     </w:p>
     <w:p>
@@ -13933,7 +15641,27 @@
           <w:sz w:val="21"/>
           <w:szCs w:val="21"/>
         </w:rPr>
-        <w:t>Auto-reload only watches code files. If you change CLAUDE.md or .env, restart the server manually.</w:t>
+        <w:t xml:space="preserve">Auto-reload only watches code files. If you change CLAUDE.md </w:t>
+      </w:r>
+      <w:proofErr w:type="gramStart"/>
+      <w:r>
+        <w:rPr>
+          <w:rFonts w:ascii="Calibri" w:eastAsia="Calibri" w:hAnsi="Calibri" w:cs="Calibri"/>
+          <w:color w:val="232730"/>
+          <w:sz w:val="21"/>
+          <w:szCs w:val="21"/>
+        </w:rPr>
+        <w:t>or .env</w:t>
+      </w:r>
+      <w:proofErr w:type="gramEnd"/>
+      <w:r>
+        <w:rPr>
+          <w:rFonts w:ascii="Calibri" w:eastAsia="Calibri" w:hAnsi="Calibri" w:cs="Calibri"/>
+          <w:color w:val="232730"/>
+          <w:sz w:val="21"/>
+          <w:szCs w:val="21"/>
+        </w:rPr>
+        <w:t>, restart the server manually.</w:t>
       </w:r>
     </w:p>
     <w:p>
@@ -14004,7 +15732,31 @@
           <w:szCs w:val="18"/>
         </w:rPr>
         <w:lastRenderedPageBreak/>
-        <w:t>Phase 2  ·  Develop</w:t>
+        <w:t xml:space="preserve">Phase </w:t>
+      </w:r>
+      <w:proofErr w:type="gramStart"/>
+      <w:r>
+        <w:rPr>
+          <w:rFonts w:ascii="Calibri" w:eastAsia="Calibri" w:hAnsi="Calibri" w:cs="Calibri"/>
+          <w:b/>
+          <w:bCs/>
+          <w:color w:val="2BAE9E"/>
+          <w:sz w:val="18"/>
+          <w:szCs w:val="18"/>
+        </w:rPr>
+        <w:t>2  ·</w:t>
+      </w:r>
+      <w:proofErr w:type="gramEnd"/>
+      <w:r>
+        <w:rPr>
+          <w:rFonts w:ascii="Calibri" w:eastAsia="Calibri" w:hAnsi="Calibri" w:cs="Calibri"/>
+          <w:b/>
+          <w:bCs/>
+          <w:color w:val="2BAE9E"/>
+          <w:sz w:val="18"/>
+          <w:szCs w:val="18"/>
+        </w:rPr>
+        <w:t xml:space="preserve">  Develop</w:t>
       </w:r>
     </w:p>
     <w:p>
@@ -14163,7 +15915,27 @@
                 <w:sz w:val="21"/>
                 <w:szCs w:val="21"/>
               </w:rPr>
-              <w:t>anthropic Python SDK, ANTHROPIC_API_KEY via .env, the build loop on an AI call, prompt engineering, structured JSON output</w:t>
+              <w:t xml:space="preserve">anthropic Python SDK, ANTHROPIC_API_KEY </w:t>
+            </w:r>
+            <w:proofErr w:type="gramStart"/>
+            <w:r>
+              <w:rPr>
+                <w:rFonts w:ascii="Calibri" w:eastAsia="Calibri" w:hAnsi="Calibri" w:cs="Calibri"/>
+                <w:color w:val="232730"/>
+                <w:sz w:val="21"/>
+                <w:szCs w:val="21"/>
+              </w:rPr>
+              <w:t>via .env</w:t>
+            </w:r>
+            <w:proofErr w:type="gramEnd"/>
+            <w:r>
+              <w:rPr>
+                <w:rFonts w:ascii="Calibri" w:eastAsia="Calibri" w:hAnsi="Calibri" w:cs="Calibri"/>
+                <w:color w:val="232730"/>
+                <w:sz w:val="21"/>
+                <w:szCs w:val="21"/>
+              </w:rPr>
+              <w:t>, the build loop on an AI call, prompt engineering, structured JSON output</w:t>
             </w:r>
           </w:p>
         </w:tc>
@@ -14340,7 +16112,27 @@
           <w:sz w:val="21"/>
           <w:szCs w:val="21"/>
         </w:rPr>
-        <w:t xml:space="preserve">The outside-world integration in this build is an AI call. You will direct Claude Code to wire the Anthropic Python SDK into </w:t>
+        <w:t xml:space="preserve">The outside-world integration in this </w:t>
+      </w:r>
+      <w:proofErr w:type="gramStart"/>
+      <w:r>
+        <w:rPr>
+          <w:rFonts w:ascii="Calibri" w:eastAsia="Calibri" w:hAnsi="Calibri" w:cs="Calibri"/>
+          <w:color w:val="232730"/>
+          <w:sz w:val="21"/>
+          <w:szCs w:val="21"/>
+        </w:rPr>
+        <w:t>build</w:t>
+      </w:r>
+      <w:proofErr w:type="gramEnd"/>
+      <w:r>
+        <w:rPr>
+          <w:rFonts w:ascii="Calibri" w:eastAsia="Calibri" w:hAnsi="Calibri" w:cs="Calibri"/>
+          <w:color w:val="232730"/>
+          <w:sz w:val="21"/>
+          <w:szCs w:val="21"/>
+        </w:rPr>
+        <w:t xml:space="preserve"> is an AI call. You will direct Claude Code to wire the Anthropic Python SDK into </w:t>
       </w:r>
       <w:proofErr w:type="spellStart"/>
       <w:r>
@@ -14360,7 +16152,27 @@
           <w:sz w:val="21"/>
           <w:szCs w:val="21"/>
         </w:rPr>
-        <w:t xml:space="preserve"> so the API can return a natural-language insight over stored returns: the dominant reason categories, a recommended disposition mix, and a soft abuse signal. Treat the model exactly like any other dependency: key in .env, a typed function, graceful failure, and prompt iteration until the output is reliable.</w:t>
+        <w:t xml:space="preserve"> so the API can return a natural-language insight over stored returns: the dominant reason categories, a recommended disposition mix, and a soft abuse signal. Treat the model exactly like any other dependency: key </w:t>
+      </w:r>
+      <w:proofErr w:type="gramStart"/>
+      <w:r>
+        <w:rPr>
+          <w:rFonts w:ascii="Calibri" w:eastAsia="Calibri" w:hAnsi="Calibri" w:cs="Calibri"/>
+          <w:color w:val="232730"/>
+          <w:sz w:val="21"/>
+          <w:szCs w:val="21"/>
+        </w:rPr>
+        <w:t>in .env</w:t>
+      </w:r>
+      <w:proofErr w:type="gramEnd"/>
+      <w:r>
+        <w:rPr>
+          <w:rFonts w:ascii="Calibri" w:eastAsia="Calibri" w:hAnsi="Calibri" w:cs="Calibri"/>
+          <w:color w:val="232730"/>
+          <w:sz w:val="21"/>
+          <w:szCs w:val="21"/>
+        </w:rPr>
+        <w:t>, a typed function, graceful failure, and prompt iteration until the output is reliable.</w:t>
       </w:r>
     </w:p>
     <w:p>
@@ -14489,7 +16301,27 @@
           <w:sz w:val="21"/>
           <w:szCs w:val="21"/>
         </w:rPr>
-        <w:t xml:space="preserve"> and put your key in .env.</w:t>
+        <w:t xml:space="preserve"> and put your key </w:t>
+      </w:r>
+      <w:proofErr w:type="gramStart"/>
+      <w:r>
+        <w:rPr>
+          <w:rFonts w:ascii="Calibri" w:eastAsia="Calibri" w:hAnsi="Calibri" w:cs="Calibri"/>
+          <w:color w:val="232730"/>
+          <w:sz w:val="21"/>
+          <w:szCs w:val="21"/>
+        </w:rPr>
+        <w:t>in .env</w:t>
+      </w:r>
+      <w:proofErr w:type="gramEnd"/>
+      <w:r>
+        <w:rPr>
+          <w:rFonts w:ascii="Calibri" w:eastAsia="Calibri" w:hAnsi="Calibri" w:cs="Calibri"/>
+          <w:color w:val="232730"/>
+          <w:sz w:val="21"/>
+          <w:szCs w:val="21"/>
+        </w:rPr>
+        <w:t>.</w:t>
       </w:r>
     </w:p>
     <w:tbl>
@@ -14564,7 +16396,27 @@
                 <w:sz w:val="18"/>
                 <w:szCs w:val="18"/>
               </w:rPr>
-              <w:t>PS&gt; pip install anthropic</w:t>
+              <w:t xml:space="preserve">PS&gt; </w:t>
+            </w:r>
+            <w:proofErr w:type="gramStart"/>
+            <w:r>
+              <w:rPr>
+                <w:rFonts w:ascii="Consolas" w:eastAsia="Consolas" w:hAnsi="Consolas" w:cs="Consolas"/>
+                <w:color w:val="EAF1FF"/>
+                <w:sz w:val="18"/>
+                <w:szCs w:val="18"/>
+              </w:rPr>
+              <w:t>pip</w:t>
+            </w:r>
+            <w:proofErr w:type="gramEnd"/>
+            <w:r>
+              <w:rPr>
+                <w:rFonts w:ascii="Consolas" w:eastAsia="Consolas" w:hAnsi="Consolas" w:cs="Consolas"/>
+                <w:color w:val="EAF1FF"/>
+                <w:sz w:val="18"/>
+                <w:szCs w:val="18"/>
+              </w:rPr>
+              <w:t xml:space="preserve"> install anthropic</w:t>
             </w:r>
           </w:p>
         </w:tc>
@@ -14606,8 +16458,21 @@
                 <w:sz w:val="18"/>
                 <w:szCs w:val="18"/>
               </w:rPr>
-              <w:t xml:space="preserve">   → .env</w:t>
-            </w:r>
+              <w:t xml:space="preserve">   </w:t>
+            </w:r>
+            <w:proofErr w:type="gramStart"/>
+            <w:r>
+              <w:rPr>
+                <w:rFonts w:ascii="Calibri" w:eastAsia="Calibri" w:hAnsi="Calibri" w:cs="Calibri"/>
+                <w:b/>
+                <w:bCs/>
+                <w:color w:val="232730"/>
+                <w:sz w:val="18"/>
+                <w:szCs w:val="18"/>
+              </w:rPr>
+              <w:t>→ .env</w:t>
+            </w:r>
+            <w:proofErr w:type="gramEnd"/>
           </w:p>
           <w:p>
             <w:pPr>
@@ -14685,7 +16550,57 @@
                 <w:sz w:val="21"/>
                 <w:szCs w:val="21"/>
               </w:rPr>
-              <w:t>pip show anthropic prints a version. .env exists and is listed in .</w:t>
+              <w:t xml:space="preserve">pip </w:t>
+            </w:r>
+            <w:proofErr w:type="gramStart"/>
+            <w:r>
+              <w:rPr>
+                <w:rFonts w:ascii="Calibri" w:eastAsia="Calibri" w:hAnsi="Calibri" w:cs="Calibri"/>
+                <w:color w:val="232730"/>
+                <w:sz w:val="21"/>
+                <w:szCs w:val="21"/>
+              </w:rPr>
+              <w:t>show</w:t>
+            </w:r>
+            <w:proofErr w:type="gramEnd"/>
+            <w:r>
+              <w:rPr>
+                <w:rFonts w:ascii="Calibri" w:eastAsia="Calibri" w:hAnsi="Calibri" w:cs="Calibri"/>
+                <w:color w:val="232730"/>
+                <w:sz w:val="21"/>
+                <w:szCs w:val="21"/>
+              </w:rPr>
+              <w:t xml:space="preserve"> anthropic prints a version. </w:t>
+            </w:r>
+            <w:proofErr w:type="gramStart"/>
+            <w:r>
+              <w:rPr>
+                <w:rFonts w:ascii="Calibri" w:eastAsia="Calibri" w:hAnsi="Calibri" w:cs="Calibri"/>
+                <w:color w:val="232730"/>
+                <w:sz w:val="21"/>
+                <w:szCs w:val="21"/>
+              </w:rPr>
+              <w:t>.env</w:t>
+            </w:r>
+            <w:proofErr w:type="gramEnd"/>
+            <w:r>
+              <w:rPr>
+                <w:rFonts w:ascii="Calibri" w:eastAsia="Calibri" w:hAnsi="Calibri" w:cs="Calibri"/>
+                <w:color w:val="232730"/>
+                <w:sz w:val="21"/>
+                <w:szCs w:val="21"/>
+              </w:rPr>
+              <w:t xml:space="preserve"> exists and is listed </w:t>
+            </w:r>
+            <w:proofErr w:type="gramStart"/>
+            <w:r>
+              <w:rPr>
+                <w:rFonts w:ascii="Calibri" w:eastAsia="Calibri" w:hAnsi="Calibri" w:cs="Calibri"/>
+                <w:color w:val="232730"/>
+                <w:sz w:val="21"/>
+                <w:szCs w:val="21"/>
+              </w:rPr>
+              <w:t>in .</w:t>
             </w:r>
             <w:proofErr w:type="spellStart"/>
             <w:r>
@@ -14698,14 +16613,45 @@
               <w:t>gitignore</w:t>
             </w:r>
             <w:proofErr w:type="spellEnd"/>
-            <w:r>
-              <w:rPr>
-                <w:rFonts w:ascii="Calibri" w:eastAsia="Calibri" w:hAnsi="Calibri" w:cs="Calibri"/>
-                <w:color w:val="232730"/>
-                <w:sz w:val="21"/>
-                <w:szCs w:val="21"/>
-              </w:rPr>
-              <w:t>. If Claude has not added .env to .</w:t>
+            <w:proofErr w:type="gramEnd"/>
+            <w:r>
+              <w:rPr>
+                <w:rFonts w:ascii="Calibri" w:eastAsia="Calibri" w:hAnsi="Calibri" w:cs="Calibri"/>
+                <w:color w:val="232730"/>
+                <w:sz w:val="21"/>
+                <w:szCs w:val="21"/>
+              </w:rPr>
+              <w:t xml:space="preserve">. If Claude has not </w:t>
+            </w:r>
+            <w:proofErr w:type="gramStart"/>
+            <w:r>
+              <w:rPr>
+                <w:rFonts w:ascii="Calibri" w:eastAsia="Calibri" w:hAnsi="Calibri" w:cs="Calibri"/>
+                <w:color w:val="232730"/>
+                <w:sz w:val="21"/>
+                <w:szCs w:val="21"/>
+              </w:rPr>
+              <w:t>added .env</w:t>
+            </w:r>
+            <w:proofErr w:type="gramEnd"/>
+            <w:r>
+              <w:rPr>
+                <w:rFonts w:ascii="Calibri" w:eastAsia="Calibri" w:hAnsi="Calibri" w:cs="Calibri"/>
+                <w:color w:val="232730"/>
+                <w:sz w:val="21"/>
+                <w:szCs w:val="21"/>
+              </w:rPr>
+              <w:t xml:space="preserve"> </w:t>
+            </w:r>
+            <w:proofErr w:type="gramStart"/>
+            <w:r>
+              <w:rPr>
+                <w:rFonts w:ascii="Calibri" w:eastAsia="Calibri" w:hAnsi="Calibri" w:cs="Calibri"/>
+                <w:color w:val="232730"/>
+                <w:sz w:val="21"/>
+                <w:szCs w:val="21"/>
+              </w:rPr>
+              <w:t>to .</w:t>
             </w:r>
             <w:proofErr w:type="spellStart"/>
             <w:r>
@@ -14718,14 +16664,35 @@
               <w:t>gitignore</w:t>
             </w:r>
             <w:proofErr w:type="spellEnd"/>
-            <w:r>
-              <w:rPr>
-                <w:rFonts w:ascii="Calibri" w:eastAsia="Calibri" w:hAnsi="Calibri" w:cs="Calibri"/>
-                <w:color w:val="232730"/>
-                <w:sz w:val="21"/>
-                <w:szCs w:val="21"/>
-              </w:rPr>
-              <w:t xml:space="preserve"> yet, ask it to. Your key is a secret, like any password.</w:t>
+            <w:proofErr w:type="gramEnd"/>
+            <w:r>
+              <w:rPr>
+                <w:rFonts w:ascii="Calibri" w:eastAsia="Calibri" w:hAnsi="Calibri" w:cs="Calibri"/>
+                <w:color w:val="232730"/>
+                <w:sz w:val="21"/>
+                <w:szCs w:val="21"/>
+              </w:rPr>
+              <w:t xml:space="preserve"> yet, ask it </w:t>
+            </w:r>
+            <w:proofErr w:type="gramStart"/>
+            <w:r>
+              <w:rPr>
+                <w:rFonts w:ascii="Calibri" w:eastAsia="Calibri" w:hAnsi="Calibri" w:cs="Calibri"/>
+                <w:color w:val="232730"/>
+                <w:sz w:val="21"/>
+                <w:szCs w:val="21"/>
+              </w:rPr>
+              <w:t>to</w:t>
+            </w:r>
+            <w:proofErr w:type="gramEnd"/>
+            <w:r>
+              <w:rPr>
+                <w:rFonts w:ascii="Calibri" w:eastAsia="Calibri" w:hAnsi="Calibri" w:cs="Calibri"/>
+                <w:color w:val="232730"/>
+                <w:sz w:val="21"/>
+                <w:szCs w:val="21"/>
+              </w:rPr>
+              <w:t>. Your key is a secret, like any password.</w:t>
             </w:r>
           </w:p>
         </w:tc>
@@ -14782,7 +16749,31 @@
                 <w:sz w:val="22"/>
                 <w:szCs w:val="22"/>
               </w:rPr>
-              <w:t>Have Claude Code build the insights module</w:t>
+              <w:t xml:space="preserve">Have Claude Code </w:t>
+            </w:r>
+            <w:proofErr w:type="gramStart"/>
+            <w:r>
+              <w:rPr>
+                <w:rFonts w:ascii="Calibri" w:eastAsia="Calibri" w:hAnsi="Calibri" w:cs="Calibri"/>
+                <w:b/>
+                <w:bCs/>
+                <w:color w:val="1B2A4A"/>
+                <w:sz w:val="22"/>
+                <w:szCs w:val="22"/>
+              </w:rPr>
+              <w:t>build</w:t>
+            </w:r>
+            <w:proofErr w:type="gramEnd"/>
+            <w:r>
+              <w:rPr>
+                <w:rFonts w:ascii="Calibri" w:eastAsia="Calibri" w:hAnsi="Calibri" w:cs="Calibri"/>
+                <w:b/>
+                <w:bCs/>
+                <w:color w:val="1B2A4A"/>
+                <w:sz w:val="22"/>
+                <w:szCs w:val="22"/>
+              </w:rPr>
+              <w:t xml:space="preserve"> the insights module</w:t>
             </w:r>
           </w:p>
         </w:tc>
@@ -14897,7 +16888,31 @@
                 <w:sz w:val="21"/>
                 <w:szCs w:val="21"/>
               </w:rPr>
-              <w:t>First, update CLAUDE.md stack to include: anthropic SDK, python-</w:t>
+              <w:t xml:space="preserve">First, update CLAUDE.md stack to </w:t>
+            </w:r>
+            <w:proofErr w:type="gramStart"/>
+            <w:r>
+              <w:rPr>
+                <w:rFonts w:ascii="Calibri" w:eastAsia="Calibri" w:hAnsi="Calibri" w:cs="Calibri"/>
+                <w:i/>
+                <w:iCs/>
+                <w:color w:val="232730"/>
+                <w:sz w:val="21"/>
+                <w:szCs w:val="21"/>
+              </w:rPr>
+              <w:t>include:</w:t>
+            </w:r>
+            <w:proofErr w:type="gramEnd"/>
+            <w:r>
+              <w:rPr>
+                <w:rFonts w:ascii="Calibri" w:eastAsia="Calibri" w:hAnsi="Calibri" w:cs="Calibri"/>
+                <w:i/>
+                <w:iCs/>
+                <w:color w:val="232730"/>
+                <w:sz w:val="21"/>
+                <w:szCs w:val="21"/>
+              </w:rPr>
+              <w:t xml:space="preserve"> anthropic SDK, python-</w:t>
             </w:r>
             <w:proofErr w:type="spellStart"/>
             <w:r>
@@ -14994,7 +17009,19 @@
                 <w:sz w:val="21"/>
                 <w:szCs w:val="21"/>
               </w:rPr>
-              <w:t>generate_insight</w:t>
+              <w:t>generate_</w:t>
+            </w:r>
+            <w:proofErr w:type="gramStart"/>
+            <w:r>
+              <w:rPr>
+                <w:rFonts w:ascii="Calibri" w:eastAsia="Calibri" w:hAnsi="Calibri" w:cs="Calibri"/>
+                <w:i/>
+                <w:iCs/>
+                <w:color w:val="232730"/>
+                <w:sz w:val="21"/>
+                <w:szCs w:val="21"/>
+              </w:rPr>
+              <w:t>insight</w:t>
             </w:r>
             <w:proofErr w:type="spellEnd"/>
             <w:r>
@@ -15006,7 +17033,43 @@
                 <w:sz w:val="21"/>
                 <w:szCs w:val="21"/>
               </w:rPr>
-              <w:t>(returns: list[Return]) -&gt; str</w:t>
+              <w:t>(</w:t>
+            </w:r>
+            <w:proofErr w:type="gramEnd"/>
+            <w:r>
+              <w:rPr>
+                <w:rFonts w:ascii="Calibri" w:eastAsia="Calibri" w:hAnsi="Calibri" w:cs="Calibri"/>
+                <w:i/>
+                <w:iCs/>
+                <w:color w:val="232730"/>
+                <w:sz w:val="21"/>
+                <w:szCs w:val="21"/>
+              </w:rPr>
+              <w:t xml:space="preserve">returns: </w:t>
+            </w:r>
+            <w:proofErr w:type="gramStart"/>
+            <w:r>
+              <w:rPr>
+                <w:rFonts w:ascii="Calibri" w:eastAsia="Calibri" w:hAnsi="Calibri" w:cs="Calibri"/>
+                <w:i/>
+                <w:iCs/>
+                <w:color w:val="232730"/>
+                <w:sz w:val="21"/>
+                <w:szCs w:val="21"/>
+              </w:rPr>
+              <w:t>list[</w:t>
+            </w:r>
+            <w:proofErr w:type="gramEnd"/>
+            <w:r>
+              <w:rPr>
+                <w:rFonts w:ascii="Calibri" w:eastAsia="Calibri" w:hAnsi="Calibri" w:cs="Calibri"/>
+                <w:i/>
+                <w:iCs/>
+                <w:color w:val="232730"/>
+                <w:sz w:val="21"/>
+                <w:szCs w:val="21"/>
+              </w:rPr>
+              <w:t>Return]) -&gt; str</w:t>
             </w:r>
           </w:p>
           <w:p>
@@ -15055,7 +17118,31 @@
                 <w:szCs w:val="21"/>
               </w:rPr>
               <w:lastRenderedPageBreak/>
-              <w:t>2. Load ANTHROPIC_API_KEY from .env using python-</w:t>
+              <w:t xml:space="preserve">2. Load ANTHROPIC_API_KEY </w:t>
+            </w:r>
+            <w:proofErr w:type="gramStart"/>
+            <w:r>
+              <w:rPr>
+                <w:rFonts w:ascii="Calibri" w:eastAsia="Calibri" w:hAnsi="Calibri" w:cs="Calibri"/>
+                <w:i/>
+                <w:iCs/>
+                <w:color w:val="232730"/>
+                <w:sz w:val="21"/>
+                <w:szCs w:val="21"/>
+              </w:rPr>
+              <w:t>from .env</w:t>
+            </w:r>
+            <w:proofErr w:type="gramEnd"/>
+            <w:r>
+              <w:rPr>
+                <w:rFonts w:ascii="Calibri" w:eastAsia="Calibri" w:hAnsi="Calibri" w:cs="Calibri"/>
+                <w:i/>
+                <w:iCs/>
+                <w:color w:val="232730"/>
+                <w:sz w:val="21"/>
+                <w:szCs w:val="21"/>
+              </w:rPr>
+              <w:t xml:space="preserve"> using python-</w:t>
             </w:r>
             <w:proofErr w:type="spellStart"/>
             <w:r>
@@ -15501,9 +17588,30 @@
                 <w:sz w:val="21"/>
                 <w:szCs w:val="21"/>
               </w:rPr>
-              <w:t xml:space="preserve">Read the diff before approving: you should see client = </w:t>
+              <w:t xml:space="preserve">Read the diff before </w:t>
+            </w:r>
+            <w:proofErr w:type="gramStart"/>
+            <w:r>
+              <w:rPr>
+                <w:rFonts w:ascii="Calibri" w:eastAsia="Calibri" w:hAnsi="Calibri" w:cs="Calibri"/>
+                <w:color w:val="232730"/>
+                <w:sz w:val="21"/>
+                <w:szCs w:val="21"/>
+              </w:rPr>
+              <w:t>approving:</w:t>
+            </w:r>
+            <w:proofErr w:type="gramEnd"/>
+            <w:r>
+              <w:rPr>
+                <w:rFonts w:ascii="Calibri" w:eastAsia="Calibri" w:hAnsi="Calibri" w:cs="Calibri"/>
+                <w:color w:val="232730"/>
+                <w:sz w:val="21"/>
+                <w:szCs w:val="21"/>
+              </w:rPr>
+              <w:t xml:space="preserve"> you should see client = </w:t>
             </w:r>
             <w:proofErr w:type="spellStart"/>
+            <w:proofErr w:type="gramStart"/>
             <w:r>
               <w:rPr>
                 <w:rFonts w:ascii="Calibri" w:eastAsia="Calibri" w:hAnsi="Calibri" w:cs="Calibri"/>
@@ -15514,6 +17622,7 @@
               <w:t>anthropic.Anthropic</w:t>
             </w:r>
             <w:proofErr w:type="spellEnd"/>
+            <w:proofErr w:type="gramEnd"/>
             <w:r>
               <w:rPr>
                 <w:rFonts w:ascii="Calibri" w:eastAsia="Calibri" w:hAnsi="Calibri" w:cs="Calibri"/>
@@ -15524,14 +17633,25 @@
               <w:t xml:space="preserve">(), a </w:t>
             </w:r>
             <w:proofErr w:type="spellStart"/>
-            <w:r>
-              <w:rPr>
-                <w:rFonts w:ascii="Calibri" w:eastAsia="Calibri" w:hAnsi="Calibri" w:cs="Calibri"/>
-                <w:color w:val="232730"/>
-                <w:sz w:val="21"/>
-                <w:szCs w:val="21"/>
-              </w:rPr>
-              <w:t>client.messages.create</w:t>
+            <w:proofErr w:type="gramStart"/>
+            <w:r>
+              <w:rPr>
+                <w:rFonts w:ascii="Calibri" w:eastAsia="Calibri" w:hAnsi="Calibri" w:cs="Calibri"/>
+                <w:color w:val="232730"/>
+                <w:sz w:val="21"/>
+                <w:szCs w:val="21"/>
+              </w:rPr>
+              <w:t>client.messages</w:t>
+            </w:r>
+            <w:proofErr w:type="gramEnd"/>
+            <w:r>
+              <w:rPr>
+                <w:rFonts w:ascii="Calibri" w:eastAsia="Calibri" w:hAnsi="Calibri" w:cs="Calibri"/>
+                <w:color w:val="232730"/>
+                <w:sz w:val="21"/>
+                <w:szCs w:val="21"/>
+              </w:rPr>
+              <w:t>.create</w:t>
             </w:r>
             <w:proofErr w:type="spellEnd"/>
             <w:r>
@@ -15571,7 +17691,17 @@
                 <w:sz w:val="21"/>
                 <w:szCs w:val="21"/>
               </w:rPr>
-              <w:t>load_dotenv</w:t>
+              <w:t>load_</w:t>
+            </w:r>
+            <w:proofErr w:type="gramStart"/>
+            <w:r>
+              <w:rPr>
+                <w:rFonts w:ascii="Calibri" w:eastAsia="Calibri" w:hAnsi="Calibri" w:cs="Calibri"/>
+                <w:color w:val="232730"/>
+                <w:sz w:val="21"/>
+                <w:szCs w:val="21"/>
+              </w:rPr>
+              <w:t>dotenv</w:t>
             </w:r>
             <w:proofErr w:type="spellEnd"/>
             <w:r>
@@ -15581,7 +17711,17 @@
                 <w:sz w:val="21"/>
                 <w:szCs w:val="21"/>
               </w:rPr>
-              <w:t>() near the top, and a try/except that returns a fallback. No key is hard-coded.</w:t>
+              <w:t>(</w:t>
+            </w:r>
+            <w:proofErr w:type="gramEnd"/>
+            <w:r>
+              <w:rPr>
+                <w:rFonts w:ascii="Calibri" w:eastAsia="Calibri" w:hAnsi="Calibri" w:cs="Calibri"/>
+                <w:color w:val="232730"/>
+                <w:sz w:val="21"/>
+                <w:szCs w:val="21"/>
+              </w:rPr>
+              <w:t>) near the top, and a try/except that returns a fallback. No key is hard-coded.</w:t>
             </w:r>
           </w:p>
         </w:tc>
@@ -15655,7 +17795,27 @@
           <w:sz w:val="21"/>
           <w:szCs w:val="21"/>
         </w:rPr>
-        <w:t>Point Claude at the files it must change with @ references so it edits the right route module rather than guessing.</w:t>
+        <w:t xml:space="preserve">Point Claude at the files it must change </w:t>
+      </w:r>
+      <w:proofErr w:type="gramStart"/>
+      <w:r>
+        <w:rPr>
+          <w:rFonts w:ascii="Calibri" w:eastAsia="Calibri" w:hAnsi="Calibri" w:cs="Calibri"/>
+          <w:color w:val="232730"/>
+          <w:sz w:val="21"/>
+          <w:szCs w:val="21"/>
+        </w:rPr>
+        <w:t>with @</w:t>
+      </w:r>
+      <w:proofErr w:type="gramEnd"/>
+      <w:r>
+        <w:rPr>
+          <w:rFonts w:ascii="Calibri" w:eastAsia="Calibri" w:hAnsi="Calibri" w:cs="Calibri"/>
+          <w:color w:val="232730"/>
+          <w:sz w:val="21"/>
+          <w:szCs w:val="21"/>
+        </w:rPr>
+        <w:t xml:space="preserve"> references so it edits the right route module rather than guessing.</w:t>
       </w:r>
     </w:p>
     <w:tbl>
@@ -15845,7 +18005,19 @@
                 <w:sz w:val="21"/>
                 <w:szCs w:val="21"/>
               </w:rPr>
-              <w:t>generate_insight</w:t>
+              <w:t>generate_</w:t>
+            </w:r>
+            <w:proofErr w:type="gramStart"/>
+            <w:r>
+              <w:rPr>
+                <w:rFonts w:ascii="Calibri" w:eastAsia="Calibri" w:hAnsi="Calibri" w:cs="Calibri"/>
+                <w:i/>
+                <w:iCs/>
+                <w:color w:val="232730"/>
+                <w:sz w:val="21"/>
+                <w:szCs w:val="21"/>
+              </w:rPr>
+              <w:t>insight</w:t>
             </w:r>
             <w:proofErr w:type="spellEnd"/>
             <w:r>
@@ -15857,7 +18029,19 @@
                 <w:sz w:val="21"/>
                 <w:szCs w:val="21"/>
               </w:rPr>
-              <w:t>() from app/insights.py</w:t>
+              <w:t>(</w:t>
+            </w:r>
+            <w:proofErr w:type="gramEnd"/>
+            <w:r>
+              <w:rPr>
+                <w:rFonts w:ascii="Calibri" w:eastAsia="Calibri" w:hAnsi="Calibri" w:cs="Calibri"/>
+                <w:i/>
+                <w:iCs/>
+                <w:color w:val="232730"/>
+                <w:sz w:val="21"/>
+                <w:szCs w:val="21"/>
+              </w:rPr>
+              <w:t>) from app/insights.py</w:t>
             </w:r>
           </w:p>
           <w:p>
@@ -15881,7 +18065,31 @@
                 <w:sz w:val="21"/>
                 <w:szCs w:val="21"/>
               </w:rPr>
-              <w:t>- Return {"insight": result}</w:t>
+              <w:t xml:space="preserve">- </w:t>
+            </w:r>
+            <w:proofErr w:type="gramStart"/>
+            <w:r>
+              <w:rPr>
+                <w:rFonts w:ascii="Calibri" w:eastAsia="Calibri" w:hAnsi="Calibri" w:cs="Calibri"/>
+                <w:i/>
+                <w:iCs/>
+                <w:color w:val="232730"/>
+                <w:sz w:val="21"/>
+                <w:szCs w:val="21"/>
+              </w:rPr>
+              <w:t>Return {"</w:t>
+            </w:r>
+            <w:proofErr w:type="gramEnd"/>
+            <w:r>
+              <w:rPr>
+                <w:rFonts w:ascii="Calibri" w:eastAsia="Calibri" w:hAnsi="Calibri" w:cs="Calibri"/>
+                <w:i/>
+                <w:iCs/>
+                <w:color w:val="232730"/>
+                <w:sz w:val="21"/>
+                <w:szCs w:val="21"/>
+              </w:rPr>
+              <w:t>insight": result}</w:t>
             </w:r>
           </w:p>
           <w:p>
@@ -15929,16 +18137,29 @@
                 <w:iCs/>
               </w:rPr>
             </w:pPr>
-            <w:r>
-              <w:rPr>
-                <w:rFonts w:ascii="Calibri" w:eastAsia="Calibri" w:hAnsi="Calibri" w:cs="Calibri"/>
-                <w:i/>
-                <w:iCs/>
-                <w:color w:val="232730"/>
-                <w:sz w:val="21"/>
-                <w:szCs w:val="21"/>
-              </w:rPr>
-              <w:t>Reference @app/insights.py for editing.</w:t>
+            <w:proofErr w:type="gramStart"/>
+            <w:r>
+              <w:rPr>
+                <w:rFonts w:ascii="Calibri" w:eastAsia="Calibri" w:hAnsi="Calibri" w:cs="Calibri"/>
+                <w:i/>
+                <w:iCs/>
+                <w:color w:val="232730"/>
+                <w:sz w:val="21"/>
+                <w:szCs w:val="21"/>
+              </w:rPr>
+              <w:t>Reference @</w:t>
+            </w:r>
+            <w:proofErr w:type="gramEnd"/>
+            <w:r>
+              <w:rPr>
+                <w:rFonts w:ascii="Calibri" w:eastAsia="Calibri" w:hAnsi="Calibri" w:cs="Calibri"/>
+                <w:i/>
+                <w:iCs/>
+                <w:color w:val="232730"/>
+                <w:sz w:val="21"/>
+                <w:szCs w:val="21"/>
+              </w:rPr>
+              <w:t>app/insights.py for editing.</w:t>
             </w:r>
           </w:p>
         </w:tc>
@@ -16175,6 +18396,7 @@
               <w:t xml:space="preserve"> </w:t>
             </w:r>
             <w:proofErr w:type="spellStart"/>
+            <w:proofErr w:type="gramStart"/>
             <w:r>
               <w:rPr>
                 <w:rFonts w:ascii="Consolas" w:eastAsia="Consolas" w:hAnsi="Consolas" w:cs="Consolas"/>
@@ -16182,7 +18404,17 @@
                 <w:sz w:val="18"/>
                 <w:szCs w:val="18"/>
               </w:rPr>
-              <w:t>app.main:app</w:t>
+              <w:t>app.main</w:t>
+            </w:r>
+            <w:proofErr w:type="gramEnd"/>
+            <w:r>
+              <w:rPr>
+                <w:rFonts w:ascii="Consolas" w:eastAsia="Consolas" w:hAnsi="Consolas" w:cs="Consolas"/>
+                <w:color w:val="EAF1FF"/>
+                <w:sz w:val="18"/>
+                <w:szCs w:val="18"/>
+              </w:rPr>
+              <w:t>:app</w:t>
             </w:r>
             <w:proofErr w:type="spellEnd"/>
             <w:r>
@@ -16346,7 +18578,27 @@
           <w:sz w:val="21"/>
           <w:szCs w:val="21"/>
         </w:rPr>
-        <w:t>Free text is hard to render in a UI. Iterate the prompt so the model returns strict JSON, and make the code defensive about malformed output.</w:t>
+        <w:t xml:space="preserve">Free text is hard to render in a UI. Iterate the prompt so the model returns strict </w:t>
+      </w:r>
+      <w:proofErr w:type="gramStart"/>
+      <w:r>
+        <w:rPr>
+          <w:rFonts w:ascii="Calibri" w:eastAsia="Calibri" w:hAnsi="Calibri" w:cs="Calibri"/>
+          <w:color w:val="232730"/>
+          <w:sz w:val="21"/>
+          <w:szCs w:val="21"/>
+        </w:rPr>
+        <w:t>JSON, and</w:t>
+      </w:r>
+      <w:proofErr w:type="gramEnd"/>
+      <w:r>
+        <w:rPr>
+          <w:rFonts w:ascii="Calibri" w:eastAsia="Calibri" w:hAnsi="Calibri" w:cs="Calibri"/>
+          <w:color w:val="232730"/>
+          <w:sz w:val="21"/>
+          <w:szCs w:val="21"/>
+        </w:rPr>
+        <w:t xml:space="preserve"> make the code defensive about malformed output.</w:t>
       </w:r>
     </w:p>
     <w:tbl>
@@ -16437,6 +18689,7 @@
               <w:t xml:space="preserve"> (an object mapping restock/refurbish/discard to a percent). Add a system prompt: respond with JSON only, no prose, no code fences. Parse with </w:t>
             </w:r>
             <w:proofErr w:type="spellStart"/>
+            <w:proofErr w:type="gramStart"/>
             <w:r>
               <w:rPr>
                 <w:rFonts w:ascii="Calibri" w:eastAsia="Calibri" w:hAnsi="Calibri" w:cs="Calibri"/>
@@ -16449,6 +18702,7 @@
               <w:t>json.loads</w:t>
             </w:r>
             <w:proofErr w:type="spellEnd"/>
+            <w:proofErr w:type="gramEnd"/>
             <w:r>
               <w:rPr>
                 <w:rFonts w:ascii="Calibri" w:eastAsia="Calibri" w:hAnsi="Calibri" w:cs="Calibri"/>
@@ -16583,7 +18837,27 @@
           <w:sz w:val="21"/>
           <w:szCs w:val="21"/>
         </w:rPr>
-        <w:t>The API key lives only in .env, the call fails gracefully, and the endpoint returns predictable JSON.</w:t>
+        <w:t xml:space="preserve">The API key lives only </w:t>
+      </w:r>
+      <w:proofErr w:type="gramStart"/>
+      <w:r>
+        <w:rPr>
+          <w:rFonts w:ascii="Calibri" w:eastAsia="Calibri" w:hAnsi="Calibri" w:cs="Calibri"/>
+          <w:color w:val="232730"/>
+          <w:sz w:val="21"/>
+          <w:szCs w:val="21"/>
+        </w:rPr>
+        <w:t>in .env</w:t>
+      </w:r>
+      <w:proofErr w:type="gramEnd"/>
+      <w:r>
+        <w:rPr>
+          <w:rFonts w:ascii="Calibri" w:eastAsia="Calibri" w:hAnsi="Calibri" w:cs="Calibri"/>
+          <w:color w:val="232730"/>
+          <w:sz w:val="21"/>
+          <w:szCs w:val="21"/>
+        </w:rPr>
+        <w:t>, the call fails gracefully, and the endpoint returns predictable JSON.</w:t>
       </w:r>
     </w:p>
     <w:p>
@@ -16667,7 +18941,17 @@
           <w:sz w:val="21"/>
           <w:szCs w:val="21"/>
         </w:rPr>
-        <w:t>load_dotenv</w:t>
+        <w:t>load_</w:t>
+      </w:r>
+      <w:proofErr w:type="gramStart"/>
+      <w:r>
+        <w:rPr>
+          <w:rFonts w:ascii="Calibri" w:eastAsia="Calibri" w:hAnsi="Calibri" w:cs="Calibri"/>
+          <w:color w:val="232730"/>
+          <w:sz w:val="21"/>
+          <w:szCs w:val="21"/>
+        </w:rPr>
+        <w:t>dotenv</w:t>
       </w:r>
       <w:proofErr w:type="spellEnd"/>
       <w:r>
@@ -16677,9 +18961,20 @@
           <w:sz w:val="21"/>
           <w:szCs w:val="21"/>
         </w:rPr>
-        <w:t xml:space="preserve">() must run before </w:t>
+        <w:t>(</w:t>
+      </w:r>
+      <w:proofErr w:type="gramEnd"/>
+      <w:r>
+        <w:rPr>
+          <w:rFonts w:ascii="Calibri" w:eastAsia="Calibri" w:hAnsi="Calibri" w:cs="Calibri"/>
+          <w:color w:val="232730"/>
+          <w:sz w:val="21"/>
+          <w:szCs w:val="21"/>
+        </w:rPr>
+        <w:t xml:space="preserve">) must run before </w:t>
       </w:r>
       <w:proofErr w:type="spellStart"/>
+      <w:proofErr w:type="gramStart"/>
       <w:r>
         <w:rPr>
           <w:rFonts w:ascii="Calibri" w:eastAsia="Calibri" w:hAnsi="Calibri" w:cs="Calibri"/>
@@ -16690,6 +18985,7 @@
         <w:t>os.environ</w:t>
       </w:r>
       <w:proofErr w:type="spellEnd"/>
+      <w:proofErr w:type="gramEnd"/>
       <w:r>
         <w:rPr>
           <w:rFonts w:ascii="Calibri" w:eastAsia="Calibri" w:hAnsi="Calibri" w:cs="Calibri"/>
@@ -16717,7 +19013,27 @@
           <w:sz w:val="21"/>
           <w:szCs w:val="21"/>
         </w:rPr>
-        <w:t xml:space="preserve"> after editing .env.</w:t>
+        <w:t xml:space="preserve"> after </w:t>
+      </w:r>
+      <w:proofErr w:type="gramStart"/>
+      <w:r>
+        <w:rPr>
+          <w:rFonts w:ascii="Calibri" w:eastAsia="Calibri" w:hAnsi="Calibri" w:cs="Calibri"/>
+          <w:color w:val="232730"/>
+          <w:sz w:val="21"/>
+          <w:szCs w:val="21"/>
+        </w:rPr>
+        <w:t>editing .env</w:t>
+      </w:r>
+      <w:proofErr w:type="gramEnd"/>
+      <w:r>
+        <w:rPr>
+          <w:rFonts w:ascii="Calibri" w:eastAsia="Calibri" w:hAnsi="Calibri" w:cs="Calibri"/>
+          <w:color w:val="232730"/>
+          <w:sz w:val="21"/>
+          <w:szCs w:val="21"/>
+        </w:rPr>
+        <w:t>.</w:t>
       </w:r>
     </w:p>
     <w:p>
